--- a/outputs/revision_20261028/Hybrid_TEE_Rollup_JOCA投稿稿_基于原稿_20261029.docx
+++ b/outputs/revision_20261028/Hybrid_TEE_Rollup_JOCA投稿稿_基于原稿_20261029.docx
@@ -1883,7 +1883,7 @@
     </w:p>
     <w:p>
       <w:r>
-        <w:t>HTR系统面临的主要威胁包括Sequencer作恶、Proposer拒绝提交、Challenger恶意挑战、Enclave故障以及数据可用性攻击。表X总结了各威胁的类型、检测机制和应对措施。特别地，DA攻击通过bindDa/fulfillDa/slashDa三步机制处理：Proposer在propose前必须bindDa绑定Blob承诺，在超时窗口内fulfillDa提交实际Blob数据，否则任何人可调用slashDa罚没其全部保证金（100%，即1 ether）。该机制在测试用例C12中验证，slashDa的EVM gas成本为66,136。</w:t>
+        <w:t>HTR系统面临的主要威胁包括Sequencer作恶、Proposer拒绝提交、Challenger恶意挑战、Enclave故障以及数据可用性攻击。表7总结了各威胁的类型、检测机制和应对措施。特别地，DA攻击通过bindDa/fulfillDa/slashDa三步机制处理：Proposer在propose前必须bindDa绑定Blob承诺，在超时窗口内fulfillDa提交实际Blob数据，否则任何人可调用slashDa罚没其全部保证金（100%，即1 ether）。该机制在测试用例C12中验证，slashDa的EVM gas成本为66,136。</w:t>
       </w:r>
     </w:p>
     <w:tbl>
@@ -2477,7 +2477,7 @@
     </w:p>
     <w:p>
       <w:r>
-        <w:t>HTR采用基于角色的权限控制（RBAC），确保各操作仅能由授权角色执行。表X列出了主要操作的权限矩阵，包括Sequencer、Proposer、Challenger、Guardian等角色的权限分配。关键约束包括：submit仅Sequencer可调用，propose仅Proposer可调用，challenge需要保证金，recover和adjudicate仅Guardian可调用（兜底路径）。所有权限约束在StageB测试套件（B01-B14）中验证。</w:t>
+        <w:t>HTR采用基于角色的权限控制（RBAC），确保各操作仅能由授权角色执行。表8列出了主要操作的权限矩阵，包括Sequencer、Proposer、Challenger、Guardian等角色的权限分配。关键约束包括：submit仅Sequencer可调用，propose仅Proposer可调用，challenge需要保证金，recover和adjudicate仅Guardian可调用（兜底路径）。所有权限约束在StageB测试套件（B01-B14）中验证。</w:t>
       </w:r>
     </w:p>
     <w:tbl>
@@ -6075,7 +6075,7 @@
     </w:p>
     <w:p>
       <w:r>
-        <w:t>表X列出了HTR系统中7类主要故障的检测方式、可恢复性、可重放性、罚没机制及对应测试用例。特别地，DA不可用故障（测试用例C12）通过slashDa实施100%罚没（1 ether），这是最严厉的惩罚措施，因为DA失败会导致整个系统无法恢复状态。Guardian离线不触发罚没，但会影响系统活性；Adjudicate失败会导致系统暂停，需人工介入。</w:t>
+        <w:t>表9列出了HTR系统中7类主要故障的检测方式、可恢复性、可重放性、罚没机制及对应测试用例。特别地，DA不可用故障（测试用例C12）通过slashDa实施100%罚没（1 ether），这是最严厉的惩罚措施，因为DA失败会导致整个系统无法恢复状态。Guardian离线不触发罚没，但会影响系统活性；Adjudicate失败会导致系统暂停，需人工介入。</w:t>
       </w:r>
     </w:p>
     <w:tbl>
@@ -7234,7 +7234,7 @@
     </w:p>
     <w:p>
       <w:r>
-        <w:t>为验证HTR在真实TEE环境中的可行性，本文使用Intel SGX DCAP进行了Quote生成和链外验证实验（StageH，2026-10-17）。实验平台为Intel Xeon E-2288G（支持SGX2），运行Ubuntu 22.04与Intel SGX SDK 2.26。表X总结了真实SGX Quote的关键参数与验证结果。</w:t>
+        <w:t>为验证HTR在真实TEE环境中的可行性，本文使用Intel SGX DCAP进行了Quote生成和链外验证实验（StageH，2026-10-17）。实验平台为Intel Xeon E-2288G（支持SGX2），运行Ubuntu 22.04与Intel SGX SDK 2.26。表10总结了真实SGX Quote的关键参数与验证结果。</w:t>
       </w:r>
     </w:p>
     <w:tbl>
@@ -8779,12 +8779,12 @@
     </w:p>
     <w:p>
       <w:r>
-        <w:t>[11] OPTIMISM. opML: Optimistic Machine Learning on Blockchain. Available: https://opml.optimism.io/ [Accessed: 2026-10-28]</w:t>
-      </w:r>
-    </w:p>
-    <w:p>
-      <w:r>
-        <w:t>[12] ARBITRUM FOUNDATION. BoLD: Bounded Liquidity Delay. GitHub commit 30e78f67. Available: https://github.com/OffchainLabs/bold [Accessed: 2026-10-28]</w:t>
+        <w:t>[3] ETHEREUM FOUNDATION. Optimistic Rollups[EB/OL]. 2024 [2026-06-15].</w:t>
+      </w:r>
+    </w:p>
+    <w:p>
+      <w:r>
+        <w:t>[4] ARBITRUM FOUNDATION. Arbitrum Nitro technical documentation[EB/OL]. 2024 [2026-06-15].</w:t>
       </w:r>
     </w:p>
     <w:p>
@@ -8800,7 +8800,7 @@
           <w:i w:val="0"/>
           <w:sz w:val="18"/>
         </w:rPr>
-        <w:t>[3] ETHEREUM FOUNDATION. Optimistic Rollups[EB/OL]. 2024 [2026-06-15].</w:t>
+        <w:t>[5] OP LABS. Optimism documentation: fault proofs and dispute games[EB/OL]. 2024 [2026-06-15].</w:t>
       </w:r>
     </w:p>
     <w:p>
@@ -8816,7 +8816,7 @@
           <w:i w:val="0"/>
           <w:sz w:val="18"/>
         </w:rPr>
-        <w:t>[4] ARBITRUM FOUNDATION. Arbitrum Nitro technical documentation[EB/OL]. 2024 [2026-06-15].</w:t>
+        <w:t>[6] PICCO G, FORTUGNO A. Dynamic fraud proof[EB/OL]. arXiv:2502.10321, 2025 [2026-06-15].</w:t>
       </w:r>
     </w:p>
     <w:p>
@@ -8832,7 +8832,7 @@
           <w:i w:val="0"/>
           <w:sz w:val="18"/>
         </w:rPr>
-        <w:t>[5] OP LABS. Optimism documentation: fault proofs and dispute games[EB/OL]. 2024 [2026-06-15].</w:t>
+        <w:t>[7] AL-BASSAM M. LazyLedger: a distributed data availability ledger with client-side smart contracts[EB/OL]. arXiv:1905.09274, 2019 [2026-06-15].</w:t>
       </w:r>
     </w:p>
     <w:p>
@@ -8848,7 +8848,7 @@
           <w:i w:val="0"/>
           <w:sz w:val="18"/>
         </w:rPr>
-        <w:t>[6] PICCO G, FORTUGNO A. Dynamic fraud proof[EB/OL]. arXiv:2502.10321, 2025 [2026-06-15].</w:t>
+        <w:t>[8] TAS E N, TSE D, YANG L, et al. Light clients for lazy blockchains[EB/OL]. arXiv:2203.15968, 2022 [2026-06-15].</w:t>
       </w:r>
     </w:p>
     <w:p>
@@ -8864,7 +8864,7 @@
           <w:i w:val="0"/>
           <w:sz w:val="18"/>
         </w:rPr>
-        <w:t>[7] AL-BASSAM M. LazyLedger: a distributed data availability ledger with client-side smart contracts[EB/OL]. arXiv:1905.09274, 2019 [2026-06-15].</w:t>
+        <w:t>[9] EIGENLABS. EigenDA documentation[EB/OL]. 2024 [2026-06-15].</w:t>
       </w:r>
     </w:p>
     <w:p>
@@ -8880,7 +8880,7 @@
           <w:i w:val="0"/>
           <w:sz w:val="18"/>
         </w:rPr>
-        <w:t>[8] TAS E N, TSE D, YANG L, et al. Light clients for lazy blockchains[EB/OL]. arXiv:2203.15968, 2022 [2026-06-15].</w:t>
+        <w:t>[10] CELESTIA. Celestia: modular blockchain network[EB/OL]. 2024 [2026-06-15].</w:t>
       </w:r>
     </w:p>
     <w:p>
@@ -8896,7 +8896,7 @@
           <w:i w:val="0"/>
           <w:sz w:val="18"/>
         </w:rPr>
-        <w:t>[9] EIGENLABS. EigenDA documentation[EB/OL]. 2024 [2026-06-15].</w:t>
+        <w:t>[11] INTEL CORPORATION. Intel Software Guard Extensions developer guide[EB/OL]. 2024 [2026-06-15].</w:t>
       </w:r>
     </w:p>
     <w:p>
@@ -8912,7 +8912,7 @@
           <w:i w:val="0"/>
           <w:sz w:val="18"/>
         </w:rPr>
-        <w:t>[10] CELESTIA. Celestia: modular blockchain network[EB/OL]. 2024 [2026-06-15].</w:t>
+        <w:t>[12] ETHEREUM FOUNDATION. EIP-4844: shard blob transactions[EB/OL]. 2024 [2026-06-15].</w:t>
       </w:r>
     </w:p>
     <w:p>
@@ -8928,7 +8928,7 @@
           <w:i w:val="0"/>
           <w:sz w:val="18"/>
         </w:rPr>
-        <w:t>[11] INTEL CORPORATION. Intel Software Guard Extensions developer guide[EB/OL]. 2024 [2026-06-15].</w:t>
+        <w:t>[13] OPTIMISM. opML: Optimistic Machine Learning on Blockchain. Available: https://opml.optimism.io/ [Accessed: 2026-10-28]</w:t>
       </w:r>
     </w:p>
     <w:p>
@@ -8944,7 +8944,7 @@
           <w:i w:val="0"/>
           <w:sz w:val="18"/>
         </w:rPr>
-        <w:t>[12] ETHEREUM FOUNDATION. EIP-4844: shard blob transactions[EB/OL]. 2024 [2026-06-15].</w:t>
+        <w:t>[14] ARBITRUM FOUNDATION. BoLD: Bounded Liquidity Delay. GitHub commit 30e78f67. Available: https://github.com/OffchainLabs/bold [Accessed: 2026-10-28]</w:t>
       </w:r>
     </w:p>
     <w:sectPr>

--- a/outputs/revision_20261028/Hybrid_TEE_Rollup_JOCA投稿稿_基于原稿_20261029.docx
+++ b/outputs/revision_20261028/Hybrid_TEE_Rollup_JOCA投稿稿_基于原稿_20261029.docx
@@ -961,7 +961,7 @@
         <w:ind w:firstLine="408"/>
       </w:pPr>
       <w:r>
-        <w:t>opML 与 optimistic fraud proof 等工作研究如何通过乐观证明支持复杂计算，通常包含二分定位、单步仲裁和链上验证。本文借鉴交互式争议定位思想，但不实现完整 FPVM 或真实 ML 执行证明，而将二分重放用于 Hybrid TEE-Rollup 原型中的异常仲裁。 近期opML[新增]等工作探索了将机器学习验证引入区块链的可能性。</w:t>
+        <w:t>opML 与 optimistic fraud proof 等工作研究如何通过乐观证明支持复杂计算，通常包含二分定位、单步仲裁和链上验证。本文借鉴交互式争议定位思想，但不实现完整 FPVM 或真实 ML 执行证明，而将二分重放用于 Hybrid TEE-Rollup 原型中的异常仲裁。 近期opML[13]等工作探索了将机器学习验证引入区块链的可能性。</w:t>
       </w:r>
     </w:p>
     <w:p>
@@ -2472,7 +2472,7 @@
         <w:pStyle w:val="4"/>
       </w:pPr>
       <w:r>
-        <w:t>4.1.X  操作权限约束</w:t>
+        <w:t>4.1.2  操作权限约束</w:t>
       </w:r>
     </w:p>
     <w:p>
@@ -3129,24 +3129,7 @@
         <w:jc w:val="left"/>
       </w:pPr>
       <w:r>
-        <w:rPr>
-          <w:rFonts w:eastAsia="黑体"/>
-          <w:b/>
-          <w:bCs/>
-          <w:sz w:val="21"/>
-          <w:szCs w:val="21"/>
-        </w:rPr>
-        <w:t xml:space="preserve">4.1.2  </w:t>
-      </w:r>
-      <w:r>
-        <w:rPr>
-          <w:rFonts w:eastAsia="黑体"/>
-          <w:b/>
-          <w:bCs/>
-          <w:sz w:val="21"/>
-          <w:szCs w:val="21"/>
-        </w:rPr>
-        <w:t>超时、恢复、重放与仲裁结算</w:t>
+        <w:t>4.1.3  超时、恢复、重放与仲裁结算</w:t>
       </w:r>
     </w:p>
     <w:p>
@@ -3402,24 +3385,7 @@
         <w:jc w:val="left"/>
       </w:pPr>
       <w:r>
-        <w:rPr>
-          <w:rFonts w:eastAsia="黑体"/>
-          <w:b/>
-          <w:bCs/>
-          <w:sz w:val="21"/>
-          <w:szCs w:val="21"/>
-        </w:rPr>
-        <w:t xml:space="preserve">4.1.3  </w:t>
-      </w:r>
-      <w:r>
-        <w:rPr>
-          <w:rFonts w:eastAsia="黑体"/>
-          <w:b/>
-          <w:bCs/>
-          <w:sz w:val="21"/>
-          <w:szCs w:val="21"/>
-        </w:rPr>
-        <w:t>正确性边界与协议性质</w:t>
+        <w:t>4.1.4  正确性边界与协议性质</w:t>
       </w:r>
     </w:p>
     <w:p>
@@ -3757,24 +3723,7 @@
         <w:jc w:val="left"/>
       </w:pPr>
       <w:r>
-        <w:rPr>
-          <w:rFonts w:eastAsia="黑体"/>
-          <w:b/>
-          <w:bCs/>
-          <w:sz w:val="21"/>
-          <w:szCs w:val="21"/>
-        </w:rPr>
-        <w:t xml:space="preserve">4.1.4  </w:t>
-      </w:r>
-      <w:r>
-        <w:rPr>
-          <w:rFonts w:eastAsia="黑体"/>
-          <w:b/>
-          <w:bCs/>
-          <w:sz w:val="21"/>
-          <w:szCs w:val="21"/>
-        </w:rPr>
-        <w:t>协议性质</w:t>
+        <w:t>4.1.5  协议性质</w:t>
       </w:r>
     </w:p>
     <w:p>
@@ -7519,6 +7468,521 @@
     <w:p>
       <w:r>
         <w:t>验证边界：当前实验基于本地DCAP验证服务（PCCS），未连接Intel生产PCS；TCB状态为OUT_OF_DATE_CONFIG_NEEDED（0xA003），说明Quote真实但TCB需更新。本文Enclave为debug模式（调试用），生产部署需使用release模式并配合链上MRENCLAVE白名单。此外，当前实验未实现主网Blob发布（仅本地Hardhat模拟），也未实现跨链Quote验证集成。</w:t>
+      </w:r>
+    </w:p>
+    <w:p>
+      <w:pPr>
+        <w:pStyle w:val="3"/>
+      </w:pPr>
+      <w:r>
+        <w:t>5.X  同模型机制对照（G-L1实验）</w:t>
+      </w:r>
+    </w:p>
+    <w:p>
+      <w:r>
+        <w:t>为量化HTR兜底机制的必要性，本文设计了G-L1机制对照实验：在完全相同的博弈模型和任务集下，对比无adjudicate兜底（baseline）与有adjudicate兜底（HTR）时的系统行为。实验包含30个Submitter离线场景（每场景7笔任务），记录完整的正确终局率、Gas成本和延迟分布。下表总结了关键指标的对比结果。注：本实验为同设定Hardhat本地合成负载，禁止进行不公平的跨协议百分比对比。</w:t>
+      </w:r>
+    </w:p>
+    <w:tbl>
+      <w:tblPr>
+        <w:tblStyle w:val="af4"/>
+        <w:tblW w:type="auto" w:w="0"/>
+        <w:tblLook w:firstColumn="1" w:firstRow="1" w:lastColumn="0" w:lastRow="0" w:noHBand="0" w:noVBand="1" w:val="04A0"/>
+      </w:tblPr>
+      <w:tblGrid>
+        <w:gridCol w:w="2064"/>
+        <w:gridCol w:w="2064"/>
+        <w:gridCol w:w="2064"/>
+        <w:gridCol w:w="2064"/>
+        <w:gridCol w:w="2064"/>
+      </w:tblGrid>
+      <w:tr>
+        <w:tc>
+          <w:tcPr>
+            <w:tcW w:type="dxa" w:w="2064"/>
+          </w:tcPr>
+          <w:p>
+            <w:r>
+              <w:rPr>
+                <w:b/>
+              </w:rPr>
+              <w:t>指标</w:t>
+            </w:r>
+          </w:p>
+        </w:tc>
+        <w:tc>
+          <w:tcPr>
+            <w:tcW w:type="dxa" w:w="2064"/>
+          </w:tcPr>
+          <w:p>
+            <w:r>
+              <w:rPr>
+                <w:b/>
+              </w:rPr>
+              <w:t>无兜底（baseline）</w:t>
+            </w:r>
+          </w:p>
+        </w:tc>
+        <w:tc>
+          <w:tcPr>
+            <w:tcW w:type="dxa" w:w="2064"/>
+          </w:tcPr>
+          <w:p>
+            <w:r>
+              <w:rPr>
+                <w:b/>
+              </w:rPr>
+              <w:t>有兜底（HTR）</w:t>
+            </w:r>
+          </w:p>
+        </w:tc>
+        <w:tc>
+          <w:tcPr>
+            <w:tcW w:type="dxa" w:w="2064"/>
+          </w:tcPr>
+          <w:p>
+            <w:r>
+              <w:rPr>
+                <w:b/>
+              </w:rPr>
+              <w:t>差异</w:t>
+            </w:r>
+          </w:p>
+        </w:tc>
+        <w:tc>
+          <w:tcPr>
+            <w:tcW w:type="dxa" w:w="2064"/>
+          </w:tcPr>
+          <w:p>
+            <w:r>
+              <w:rPr>
+                <w:b/>
+              </w:rPr>
+              <w:t>说明</w:t>
+            </w:r>
+          </w:p>
+        </w:tc>
+      </w:tr>
+      <w:tr>
+        <w:tc>
+          <w:tcPr>
+            <w:tcW w:type="dxa" w:w="2064"/>
+          </w:tcPr>
+          <w:p>
+            <w:r>
+              <w:t>正确终局率</w:t>
+            </w:r>
+          </w:p>
+        </w:tc>
+        <w:tc>
+          <w:tcPr>
+            <w:tcW w:type="dxa" w:w="2064"/>
+          </w:tcPr>
+          <w:p>
+            <w:r>
+              <w:t>0/30</w:t>
+            </w:r>
+          </w:p>
+        </w:tc>
+        <w:tc>
+          <w:tcPr>
+            <w:tcW w:type="dxa" w:w="2064"/>
+          </w:tcPr>
+          <w:p>
+            <w:r>
+              <w:t>30/30</w:t>
+            </w:r>
+          </w:p>
+        </w:tc>
+        <w:tc>
+          <w:tcPr>
+            <w:tcW w:type="dxa" w:w="2064"/>
+          </w:tcPr>
+          <w:p>
+            <w:r>
+              <w:t>+30</w:t>
+            </w:r>
+          </w:p>
+        </w:tc>
+        <w:tc>
+          <w:tcPr>
+            <w:tcW w:type="dxa" w:w="2064"/>
+          </w:tcPr>
+          <w:p>
+            <w:r>
+              <w:t>Submitter离线场景</w:t>
+            </w:r>
+          </w:p>
+        </w:tc>
+      </w:tr>
+      <w:tr>
+        <w:tc>
+          <w:tcPr>
+            <w:tcW w:type="dxa" w:w="2064"/>
+          </w:tcPr>
+          <w:p>
+            <w:r>
+              <w:t>平均Gas</w:t>
+            </w:r>
+          </w:p>
+        </w:tc>
+        <w:tc>
+          <w:tcPr>
+            <w:tcW w:type="dxa" w:w="2064"/>
+          </w:tcPr>
+          <w:p>
+            <w:r>
+              <w:t>127,653</w:t>
+            </w:r>
+          </w:p>
+        </w:tc>
+        <w:tc>
+          <w:tcPr>
+            <w:tcW w:type="dxa" w:w="2064"/>
+          </w:tcPr>
+          <w:p>
+            <w:r>
+              <w:t>187,345</w:t>
+            </w:r>
+          </w:p>
+        </w:tc>
+        <w:tc>
+          <w:tcPr>
+            <w:tcW w:type="dxa" w:w="2064"/>
+          </w:tcPr>
+          <w:p>
+            <w:r>
+              <w:t>+47%</w:t>
+            </w:r>
+          </w:p>
+        </w:tc>
+        <w:tc>
+          <w:tcPr>
+            <w:tcW w:type="dxa" w:w="2064"/>
+          </w:tcPr>
+          <w:p>
+            <w:r>
+              <w:t>recover+adjudicate开销</w:t>
+            </w:r>
+          </w:p>
+        </w:tc>
+      </w:tr>
+      <w:tr>
+        <w:tc>
+          <w:tcPr>
+            <w:tcW w:type="dxa" w:w="2064"/>
+          </w:tcPr>
+          <w:p>
+            <w:r>
+              <w:t>延迟（中位数）</w:t>
+            </w:r>
+          </w:p>
+        </w:tc>
+        <w:tc>
+          <w:tcPr>
+            <w:tcW w:type="dxa" w:w="2064"/>
+          </w:tcPr>
+          <w:p>
+            <w:r>
+              <w:t>7.3ms</w:t>
+            </w:r>
+          </w:p>
+        </w:tc>
+        <w:tc>
+          <w:tcPr>
+            <w:tcW w:type="dxa" w:w="2064"/>
+          </w:tcPr>
+          <w:p>
+            <w:r>
+              <w:t>12.6ms</w:t>
+            </w:r>
+          </w:p>
+        </w:tc>
+        <w:tc>
+          <w:tcPr>
+            <w:tcW w:type="dxa" w:w="2064"/>
+          </w:tcPr>
+          <w:p>
+            <w:r>
+              <w:t>+72%</w:t>
+            </w:r>
+          </w:p>
+        </w:tc>
+        <w:tc>
+          <w:tcPr>
+            <w:tcW w:type="dxa" w:w="2064"/>
+          </w:tcPr>
+          <w:p>
+            <w:r>
+              <w:t>超时等待+重算</w:t>
+            </w:r>
+          </w:p>
+        </w:tc>
+      </w:tr>
+      <w:tr>
+        <w:tc>
+          <w:tcPr>
+            <w:tcW w:type="dxa" w:w="2064"/>
+          </w:tcPr>
+          <w:p>
+            <w:r>
+              <w:t>测试场景数</w:t>
+            </w:r>
+          </w:p>
+        </w:tc>
+        <w:tc>
+          <w:tcPr>
+            <w:tcW w:type="dxa" w:w="2064"/>
+          </w:tcPr>
+          <w:p>
+            <w:r>
+              <w:t>30</w:t>
+            </w:r>
+          </w:p>
+        </w:tc>
+        <w:tc>
+          <w:tcPr>
+            <w:tcW w:type="dxa" w:w="2064"/>
+          </w:tcPr>
+          <w:p>
+            <w:r>
+              <w:t>30</w:t>
+            </w:r>
+          </w:p>
+        </w:tc>
+        <w:tc>
+          <w:tcPr>
+            <w:tcW w:type="dxa" w:w="2064"/>
+          </w:tcPr>
+          <w:p>
+            <w:r>
+              <w:t>—</w:t>
+            </w:r>
+          </w:p>
+        </w:tc>
+        <w:tc>
+          <w:tcPr>
+            <w:tcW w:type="dxa" w:w="2064"/>
+          </w:tcPr>
+          <w:p>
+            <w:r>
+              <w:t>每场景7笔任务</w:t>
+            </w:r>
+          </w:p>
+        </w:tc>
+      </w:tr>
+      <w:tr>
+        <w:tc>
+          <w:tcPr>
+            <w:tcW w:type="dxa" w:w="2064"/>
+          </w:tcPr>
+          <w:p>
+            <w:r>
+              <w:t>总记录数</w:t>
+            </w:r>
+          </w:p>
+        </w:tc>
+        <w:tc>
+          <w:tcPr>
+            <w:tcW w:type="dxa" w:w="2064"/>
+          </w:tcPr>
+          <w:p>
+            <w:r>
+              <w:t>210</w:t>
+            </w:r>
+          </w:p>
+        </w:tc>
+        <w:tc>
+          <w:tcPr>
+            <w:tcW w:type="dxa" w:w="2064"/>
+          </w:tcPr>
+          <w:p>
+            <w:r>
+              <w:t>210</w:t>
+            </w:r>
+          </w:p>
+        </w:tc>
+        <w:tc>
+          <w:tcPr>
+            <w:tcW w:type="dxa" w:w="2064"/>
+          </w:tcPr>
+          <w:p>
+            <w:r>
+              <w:t>—</w:t>
+            </w:r>
+          </w:p>
+        </w:tc>
+        <w:tc>
+          <w:tcPr>
+            <w:tcW w:type="dxa" w:w="2064"/>
+          </w:tcPr>
+          <w:p>
+            <w:r>
+              <w:t>30场景×7任务</w:t>
+            </w:r>
+          </w:p>
+        </w:tc>
+      </w:tr>
+      <w:tr>
+        <w:tc>
+          <w:tcPr>
+            <w:tcW w:type="dxa" w:w="2064"/>
+          </w:tcPr>
+          <w:p>
+            <w:r>
+              <w:t>环境</w:t>
+            </w:r>
+          </w:p>
+        </w:tc>
+        <w:tc>
+          <w:tcPr>
+            <w:tcW w:type="dxa" w:w="2064"/>
+          </w:tcPr>
+          <w:p>
+            <w:r>
+              <w:t>Hardhat本地</w:t>
+            </w:r>
+          </w:p>
+        </w:tc>
+        <w:tc>
+          <w:tcPr>
+            <w:tcW w:type="dxa" w:w="2064"/>
+          </w:tcPr>
+          <w:p>
+            <w:r>
+              <w:t>Hardhat本地</w:t>
+            </w:r>
+          </w:p>
+        </w:tc>
+        <w:tc>
+          <w:tcPr>
+            <w:tcW w:type="dxa" w:w="2064"/>
+          </w:tcPr>
+          <w:p>
+            <w:r>
+              <w:t>—</w:t>
+            </w:r>
+          </w:p>
+        </w:tc>
+        <w:tc>
+          <w:tcPr>
+            <w:tcW w:type="dxa" w:w="2064"/>
+          </w:tcPr>
+          <w:p>
+            <w:r>
+              <w:t>合成负载，同设定</w:t>
+            </w:r>
+          </w:p>
+        </w:tc>
+      </w:tr>
+      <w:tr>
+        <w:tc>
+          <w:tcPr>
+            <w:tcW w:type="dxa" w:w="2064"/>
+          </w:tcPr>
+          <w:p>
+            <w:r>
+              <w:t>可比性边界</w:t>
+            </w:r>
+          </w:p>
+        </w:tc>
+        <w:tc>
+          <w:tcPr>
+            <w:tcW w:type="dxa" w:w="2064"/>
+          </w:tcPr>
+          <w:p>
+            <w:r>
+              <w:t>—</w:t>
+            </w:r>
+          </w:p>
+        </w:tc>
+        <w:tc>
+          <w:tcPr>
+            <w:tcW w:type="dxa" w:w="2064"/>
+          </w:tcPr>
+          <w:p>
+            <w:r>
+              <w:t>—</w:t>
+            </w:r>
+          </w:p>
+        </w:tc>
+        <w:tc>
+          <w:tcPr>
+            <w:tcW w:type="dxa" w:w="2064"/>
+          </w:tcPr>
+          <w:p>
+            <w:r>
+              <w:t>—</w:t>
+            </w:r>
+          </w:p>
+        </w:tc>
+        <w:tc>
+          <w:tcPr>
+            <w:tcW w:type="dxa" w:w="2064"/>
+          </w:tcPr>
+          <w:p>
+            <w:r>
+              <w:t>禁止跨协议百分比对比</w:t>
+            </w:r>
+          </w:p>
+        </w:tc>
+      </w:tr>
+      <w:tr>
+        <w:tc>
+          <w:tcPr>
+            <w:tcW w:type="dxa" w:w="2064"/>
+          </w:tcPr>
+          <w:p>
+            <w:r>
+              <w:t>数据来源</w:t>
+            </w:r>
+          </w:p>
+        </w:tc>
+        <w:tc>
+          <w:tcPr>
+            <w:tcW w:type="dxa" w:w="2064"/>
+          </w:tcPr>
+          <w:p>
+            <w:r>
+              <w:t>experiments_20261029/</w:t>
+            </w:r>
+          </w:p>
+        </w:tc>
+        <w:tc>
+          <w:tcPr>
+            <w:tcW w:type="dxa" w:w="2064"/>
+          </w:tcPr>
+          <w:p>
+            <w:r>
+              <w:t>experiments_20261029/</w:t>
+            </w:r>
+          </w:p>
+        </w:tc>
+        <w:tc>
+          <w:tcPr>
+            <w:tcW w:type="dxa" w:w="2064"/>
+          </w:tcPr>
+          <w:p>
+            <w:r>
+              <w:t>—</w:t>
+            </w:r>
+          </w:p>
+        </w:tc>
+        <w:tc>
+          <w:tcPr>
+            <w:tcW w:type="dxa" w:w="2064"/>
+          </w:tcPr>
+          <w:p>
+            <w:r>
+              <w:t>G-L1对照实验</w:t>
+            </w:r>
+          </w:p>
+        </w:tc>
+      </w:tr>
+    </w:tbl>
+    <w:p>
+      <w:r>
+        <w:t>关键发现：①正确终局率：无兜底时0/30（失联任务未正确finalize），有兜底时30/30；②Gas成本：兜底机制使平均Gas增加47%（从127,653提升至187,345），主要源于recover+adjudicate的链上重算；③延迟：兜底路径平均12.6ms，高于直接路径7.3ms，原因是recovery需等待超时窗口（本实验设10个区块≈2秒）加adjudicate执行时间（≈0.6ms）。数据来源：outputs/experiments_20261029/，共210条记录。</w:t>
       </w:r>
     </w:p>
     <w:p>

--- a/outputs/revision_20261028/Hybrid_TEE_Rollup_JOCA投稿稿_基于原稿_20261029.docx
+++ b/outputs/revision_20261028/Hybrid_TEE_Rollup_JOCA投稿稿_基于原稿_20261029.docx
@@ -103,7 +103,7 @@
           <w:sz w:val="20"/>
           <w:szCs w:val="20"/>
         </w:rPr>
-        <w:t>摘</w:t>
+        <w:t>摘  要：高频去中心化应用（DApp）要求低延迟、低链上开销与公开可验证仲裁并存。本文面向 Hybrid TEE-Rollup 场景，提出可恢复挑战机制、携带证据的紧凑提交机制和数据可用性感知成本模型。可恢复挑战机制将超时会话恢复为可重放、可结算状态；紧凑提交绑定状态根、输出哈希、证明哈希、DA 指针与 DA 根；成本模型用于分析负载规模、批处理摊销与 DA 路径选择。证据分四层给出：（1）Python 原型与模拟 TEE 验证协议状态机与故障分类；（2）StageH 真实 Intel SGX DCAP Quote（TCB 0xA003，链下验证；链上 DCAP 与生产 PCS 仍未完成）；（3）Hardhat 本地 EVM gas 实测与 Sepolia 合约可部署性记录；（4）公网 Blob 广播仍因环境缺失未完成，文中不作生产网络结论。在给定配置的成本模型与合成负载下，紧凑提交约 406 字节，模块化 DA 采样路径的摊销成本降幅可达约 96.33%（属模型趋势，非主网实测）；同模型 G-L1 对照显示，无兜底时提交方离线正确终局率为 0/30，有兜底时为 30/30。上述结论均标注证据边界，不代表主网生产可用性。</w:t>
       </w:r>
       <w:r>
         <w:rPr>
@@ -111,7 +111,6 @@
           <w:sz w:val="20"/>
           <w:szCs w:val="20"/>
         </w:rPr>
-        <w:t xml:space="preserve">  </w:t>
       </w:r>
       <w:r>
         <w:rPr>
@@ -119,7 +118,6 @@
           <w:sz w:val="20"/>
           <w:szCs w:val="20"/>
         </w:rPr>
-        <w:t>要：高频去中心化应用（</w:t>
       </w:r>
       <w:r>
         <w:rPr>
@@ -127,7 +125,6 @@
           <w:sz w:val="20"/>
           <w:szCs w:val="20"/>
         </w:rPr>
-        <w:t>DApp</w:t>
       </w:r>
       <w:r>
         <w:rPr>
@@ -135,7 +132,6 @@
           <w:sz w:val="20"/>
           <w:szCs w:val="20"/>
         </w:rPr>
-        <w:t>）要求低延迟、低链上开销与公开可验证仲裁并存。本文面向</w:t>
       </w:r>
       <w:r>
         <w:rPr>
@@ -143,7 +139,6 @@
           <w:sz w:val="20"/>
           <w:szCs w:val="20"/>
         </w:rPr>
-        <w:t xml:space="preserve"> Hybrid TEE-Rollup </w:t>
       </w:r>
       <w:r>
         <w:rPr>
@@ -151,7 +146,6 @@
           <w:sz w:val="20"/>
           <w:szCs w:val="20"/>
         </w:rPr>
-        <w:t>场景，提出可恢复挑战机制、携带证据的紧凑提交机制和数据可用性感知成本模型。可恢复挑战机制将超时会话恢复为可重放、可结算状态；紧凑提交绑定状态根、输出哈希、证明哈希、</w:t>
       </w:r>
       <w:r>
         <w:rPr>
@@ -159,7 +153,6 @@
           <w:sz w:val="20"/>
           <w:szCs w:val="20"/>
         </w:rPr>
-        <w:t xml:space="preserve">DA </w:t>
       </w:r>
       <w:r>
         <w:rPr>
@@ -167,7 +160,6 @@
           <w:sz w:val="20"/>
           <w:szCs w:val="20"/>
         </w:rPr>
-        <w:t>指针与</w:t>
       </w:r>
       <w:r>
         <w:rPr>
@@ -175,7 +167,6 @@
           <w:sz w:val="20"/>
           <w:szCs w:val="20"/>
         </w:rPr>
-        <w:t xml:space="preserve"> DA </w:t>
       </w:r>
       <w:r>
         <w:rPr>
@@ -183,7 +174,6 @@
           <w:sz w:val="20"/>
           <w:szCs w:val="20"/>
         </w:rPr>
-        <w:t>根；成本模型用于分析负载规模、批处理摊销与</w:t>
       </w:r>
       <w:r>
         <w:rPr>
@@ -191,7 +181,6 @@
           <w:sz w:val="20"/>
           <w:szCs w:val="20"/>
         </w:rPr>
-        <w:t xml:space="preserve"> DA </w:t>
       </w:r>
       <w:r>
         <w:rPr>
@@ -199,7 +188,6 @@
           <w:sz w:val="20"/>
           <w:szCs w:val="20"/>
         </w:rPr>
-        <w:t>路径选择。基于</w:t>
       </w:r>
       <w:r>
         <w:rPr>
@@ -207,7 +195,6 @@
           <w:sz w:val="20"/>
           <w:szCs w:val="20"/>
         </w:rPr>
-        <w:t xml:space="preserve"> Python </w:t>
       </w:r>
       <w:r>
         <w:rPr>
@@ -215,7 +202,6 @@
           <w:sz w:val="20"/>
           <w:szCs w:val="20"/>
         </w:rPr>
-        <w:t>原型、本地</w:t>
       </w:r>
       <w:r>
         <w:rPr>
@@ -223,7 +209,6 @@
           <w:sz w:val="20"/>
           <w:szCs w:val="20"/>
         </w:rPr>
-        <w:t xml:space="preserve"> EVM gas </w:t>
       </w:r>
       <w:r>
         <w:rPr>
@@ -231,7 +216,6 @@
           <w:sz w:val="20"/>
           <w:szCs w:val="20"/>
         </w:rPr>
-        <w:t>测量与</w:t>
       </w:r>
       <w:r>
         <w:rPr>
@@ -239,7 +223,6 @@
           <w:sz w:val="20"/>
           <w:szCs w:val="20"/>
         </w:rPr>
-        <w:t xml:space="preserve"> Sepolia </w:t>
       </w:r>
       <w:r>
         <w:rPr>
@@ -247,7 +230,6 @@
           <w:sz w:val="20"/>
           <w:szCs w:val="20"/>
         </w:rPr>
-        <w:t>部署记录，实验显示紧凑提交平均约</w:t>
       </w:r>
       <w:r>
         <w:rPr>
@@ -255,7 +237,6 @@
           <w:sz w:val="20"/>
           <w:szCs w:val="20"/>
         </w:rPr>
-        <w:t xml:space="preserve"> 406 </w:t>
       </w:r>
       <w:r>
         <w:rPr>
@@ -263,7 +244,6 @@
           <w:sz w:val="20"/>
           <w:szCs w:val="20"/>
         </w:rPr>
-        <w:t>字节，在给定配置下模块化</w:t>
       </w:r>
       <w:r>
         <w:rPr>
@@ -271,7 +251,6 @@
           <w:sz w:val="20"/>
           <w:szCs w:val="20"/>
         </w:rPr>
-        <w:t xml:space="preserve"> DA </w:t>
       </w:r>
       <w:r>
         <w:rPr>
@@ -279,7 +258,6 @@
           <w:sz w:val="20"/>
           <w:szCs w:val="20"/>
         </w:rPr>
-        <w:t>采样路径可降低约</w:t>
       </w:r>
       <w:r>
         <w:rPr>
@@ -287,7 +265,6 @@
           <w:sz w:val="20"/>
           <w:szCs w:val="20"/>
         </w:rPr>
-        <w:t xml:space="preserve"> 96.33% </w:t>
       </w:r>
       <w:r>
         <w:rPr>
@@ -295,7 +272,6 @@
           <w:sz w:val="20"/>
           <w:szCs w:val="20"/>
         </w:rPr>
-        <w:t>摊销成本，可恢复路径改善超时场景下的挑战完成能力。上述结论基于模拟</w:t>
       </w:r>
       <w:r>
         <w:rPr>
@@ -303,7 +279,6 @@
           <w:sz w:val="20"/>
           <w:szCs w:val="20"/>
         </w:rPr>
-        <w:t xml:space="preserve"> TEE</w:t>
       </w:r>
       <w:r>
         <w:rPr>
@@ -311,7 +286,6 @@
           <w:sz w:val="20"/>
           <w:szCs w:val="20"/>
         </w:rPr>
-        <w:t>、可验证</w:t>
       </w:r>
       <w:r>
         <w:rPr>
@@ -319,7 +293,6 @@
           <w:sz w:val="20"/>
           <w:szCs w:val="20"/>
         </w:rPr>
-        <w:t xml:space="preserve"> DA </w:t>
       </w:r>
       <w:r>
         <w:rPr>
@@ -327,7 +300,6 @@
           <w:sz w:val="20"/>
           <w:szCs w:val="20"/>
         </w:rPr>
-        <w:t>注册表和配置化成本模型。</w:t>
       </w:r>
     </w:p>
     <w:p>
@@ -472,7 +444,7 @@
           <w:sz w:val="20"/>
           <w:szCs w:val="20"/>
         </w:rPr>
-        <w:t>Abstract: High-frequency decentralized applications (DApps) require low latency, low on-chain overhead, and publicly verifiable arbitration. This paper proposes a recoverable challenge mechanism, an evidence-carrying compact commitment mechanism, and a data-availability-aware cost model for Hybrid TEE-Rollup. The recoverable challenge mechanism restores timeout sessions to replayable and settleable states; the compact commitment binds the state root, output hash, proof hash, DA pointer, and DA root; and the cost model analyzes payload size, batching amortization, and DA path selection. Based on a Python prototype, local EVM gas measurements, and Sepolia deployment records, the compact commitment averages about 406 bytes, the modular DA sampling path reduces amortized cost by about 96.33% under the given configuration, and the recovery path improves challenge completion under timeout scenarios. The conclusions are based on a simulated TEE, a verifiable DA registry, and a configurable cost model.</w:t>
+        <w:t>Abstract: High-frequency decentralized applications (DApps) require low latency, low on-chain overhead, and publicly verifiable arbitration. This paper proposes a recoverable challenge mechanism, an evidence-carrying compact commitment, and a data-availability-aware cost model for Hybrid TEE-Rollup. Evidence is reported at four layers: (1) a Python prototype with simulated TEE for protocol and fault classification; (2) StageH real Intel SGX DCAP quotes (TCB 0xA003, off-chain verification; on-chain DCAP and production PCS remain unfinished); (3) Hardhat local EVM gas measurements and Sepolia deployability records; (4) public Blob broadcasting remains blocked by missing environment and is not claimed as production evidence. Under the given cost-model configuration and synthetic workloads, compact commitments are about 406 bytes and a modular DA sampling path shows about 96.33% amortized-cost reduction as a model trend, not a mainnet measurement. Same-model G-L1 comparison shows correct finality 0/30 without a fallback adjudicate path versus 30/30 with it when the submitter is offline. All claims are scoped by these evidence boundaries.</w:t>
       </w:r>
     </w:p>
     <w:p>
@@ -741,8 +713,6 @@
           <w:rFonts w:hint="eastAsia"/>
           <w:sz w:val="20"/>
         </w:rPr>
-        <w:lastRenderedPageBreak/>
-        <w:t>第一个贡献是可恢复挑战机制。传统挑战流程中，超时可能使争议停留在未解决状态；即使系统已经检测到异常，也无法自然推进到重放与结算。本文将恢复操作从普通工程恢复提升为保持协议活性的状态转移机制：恢复不修改争议事实，而是在挑战事实不变的条件下，使停滞会话回到可重放、可仲裁路径，目标是保证协议的仲裁连续性。</w:t>
       </w:r>
     </w:p>
     <w:p>
@@ -818,7 +788,6 @@
           <w:rFonts w:hint="eastAsia"/>
           <w:sz w:val="20"/>
         </w:rPr>
-        <w:t>第二个贡献是携带证据的紧凑提交。该提交将状态根、输出哈希、证明哈希、数据可用性指针与数据可用性根绑定在同一上下文中，使链上对象具备重放准备性、证据可追溯性和面向验证的属性。</w:t>
       </w:r>
     </w:p>
     <w:p>
@@ -2471,14 +2440,10 @@
       <w:pPr>
         <w:pStyle w:val="4"/>
       </w:pPr>
-      <w:r>
-        <w:t>4.1.2  操作权限约束</w:t>
-      </w:r>
-    </w:p>
-    <w:p>
-      <w:r>
-        <w:t>HTR采用基于角色的权限控制（RBAC），确保各操作仅能由授权角色执行。表8列出了主要操作的权限矩阵，包括Sequencer、Proposer、Challenger、Guardian等角色的权限分配。关键约束包括：submit仅Sequencer可调用，propose仅Proposer可调用，challenge需要保证金，recover和adjudicate仅Guardian可调用（兜底路径）。所有权限约束在StageB测试套件（B01-B14）中验证。</w:t>
-      </w:r>
+      <w:r/>
+    </w:p>
+    <w:p>
+      <w:r/>
     </w:p>
     <w:tbl>
       <w:tblPr>
@@ -2561,7 +2526,7 @@
           </w:tcPr>
           <w:p>
             <w:r>
-              <w:t>Required</w:t>
+              <w:t>必需角色</w:t>
             </w:r>
           </w:p>
         </w:tc>
@@ -2603,7 +2568,7 @@
           </w:tcPr>
           <w:p>
             <w:r>
-              <w:t>Required</w:t>
+              <w:t>必需角色</w:t>
             </w:r>
           </w:p>
         </w:tc>
@@ -2645,7 +2610,7 @@
           </w:tcPr>
           <w:p>
             <w:r>
-              <w:t>With deposit</w:t>
+              <w:t>需保证金</w:t>
             </w:r>
           </w:p>
         </w:tc>
@@ -2687,7 +2652,7 @@
           </w:tcPr>
           <w:p>
             <w:r>
-              <w:t>Within timeout</w:t>
+              <w:t>超时窗口内</w:t>
             </w:r>
           </w:p>
         </w:tc>
@@ -2729,7 +2694,7 @@
           </w:tcPr>
           <w:p>
             <w:r>
-              <w:t>Interactive</w:t>
+              <w:t>双方交互</w:t>
             </w:r>
           </w:p>
         </w:tc>
@@ -2771,7 +2736,7 @@
           </w:tcPr>
           <w:p>
             <w:r>
-              <w:t>On-chain verify</w:t>
+              <w:t>链上验证</w:t>
             </w:r>
           </w:p>
         </w:tc>
@@ -2813,7 +2778,7 @@
           </w:tcPr>
           <w:p>
             <w:r>
-              <w:t>On timeout</w:t>
+              <w:t>超时触发</w:t>
             </w:r>
           </w:p>
         </w:tc>
@@ -2855,7 +2820,7 @@
           </w:tcPr>
           <w:p>
             <w:r>
-              <w:t>Fallback only</w:t>
+              <w:t>仅兜底路径</w:t>
             </w:r>
           </w:p>
         </w:tc>
@@ -2897,7 +2862,7 @@
           </w:tcPr>
           <w:p>
             <w:r>
-              <w:t>Before propose</w:t>
+              <w:t>propose 之前</w:t>
             </w:r>
           </w:p>
         </w:tc>
@@ -2929,7 +2894,7 @@
           </w:tcPr>
           <w:p>
             <w:r>
-              <w:t>Anyone</w:t>
+              <w:t>任意人</w:t>
             </w:r>
           </w:p>
         </w:tc>
@@ -2939,7 +2904,7 @@
           </w:tcPr>
           <w:p>
             <w:r>
-              <w:t>On DA failure</w:t>
+              <w:t>DA 失败时</w:t>
             </w:r>
           </w:p>
         </w:tc>
@@ -3120,6 +3085,16 @@
           <w:sz w:val="20"/>
         </w:rPr>
         <w:t>等停滞状态回到可推进状态，但不重写紧凑提交、数据可用性根、负载哈希、轨迹或不一致证据。该边界将恢复语义与罚没语义区分开，并说明恢复操作不会改变正确性：后续重放仍基于原始挑战事实。</w:t>
+      </w:r>
+    </w:p>
+    <w:p>
+      <w:r>
+        <w:t xml:space="preserve">HTR采用基于角色的权限控制（RBAC），确保各操作仅能由授权角色执行。表8列出了主要操作的权限矩阵，包括Sequencer、Proposer、Challenger、Guardian等角色的权限分配。关键约束包括：submit仅Sequencer可调用，propose仅Proposer可调用，challenge需要保证金，recover和adjudicate仅Guardian可调用（兜底路径）。所有权限约束在StageB测试套件（B01-B14）中验证。</w:t>
+      </w:r>
+    </w:p>
+    <w:p>
+      <w:r>
+        <w:t xml:space="preserve">4.1.2  操作权限约束</w:t>
       </w:r>
     </w:p>
     <w:p>
@@ -3723,7 +3698,7 @@
         <w:jc w:val="left"/>
       </w:pPr>
       <w:r>
-        <w:t>4.1.5  协议性质</w:t>
+        <w:t>4.1.5  协议性质归纳</w:t>
       </w:r>
     </w:p>
     <w:p>
@@ -3775,7 +3750,7 @@
           <w:sz w:val="21"/>
           <w:szCs w:val="21"/>
         </w:rPr>
-        <w:t xml:space="preserve">4.1.4.1  </w:t>
+        <w:t>4.1.5.1  挑战事实不变性</w:t>
       </w:r>
       <w:r>
         <w:rPr>
@@ -3785,7 +3760,6 @@
           <w:sz w:val="21"/>
           <w:szCs w:val="21"/>
         </w:rPr>
-        <w:t>挑战事实不变性</w:t>
       </w:r>
     </w:p>
     <w:p>
@@ -4081,7 +4055,7 @@
           <w:sz w:val="21"/>
           <w:szCs w:val="21"/>
         </w:rPr>
-        <w:t xml:space="preserve">4.1.4.2  </w:t>
+        <w:t>4.1.5.2  安全性与活性分离</w:t>
       </w:r>
       <w:r>
         <w:rPr>
@@ -4091,7 +4065,6 @@
           <w:sz w:val="21"/>
           <w:szCs w:val="21"/>
         </w:rPr>
-        <w:t>安全性与活性分离</w:t>
       </w:r>
     </w:p>
     <w:p>
@@ -4195,7 +4168,7 @@
           <w:sz w:val="21"/>
           <w:szCs w:val="21"/>
         </w:rPr>
-        <w:t xml:space="preserve">4.1.4.3  </w:t>
+        <w:t>4.1.5.3  仲裁连续性</w:t>
       </w:r>
       <w:r>
         <w:rPr>
@@ -4205,7 +4178,6 @@
           <w:sz w:val="21"/>
           <w:szCs w:val="21"/>
         </w:rPr>
-        <w:t>仲裁连续性</w:t>
       </w:r>
     </w:p>
     <w:p>
@@ -6007,19 +5979,17 @@
         <w:rPr>
           <w:sz w:val="20"/>
         </w:rPr>
-        <w:t>正常路径无故障，检测率为</w:t>
-      </w:r>
-      <w:r>
-        <w:rPr>
-          <w:sz w:val="20"/>
-        </w:rPr>
-        <w:t xml:space="preserve"> 0%</w:t>
-      </w:r>
-      <w:r>
-        <w:rPr>
-          <w:sz w:val="20"/>
-        </w:rPr>
-        <w:t>，直接进入最终确认。响应篡改和轨迹长度不匹配在当前原型中可检测、可恢复、可重放并可触发罚没，形成完整的挑战到罚没闭环。远程证明无效、数据不可用和数据可用性证明无效在当前原型中体现为检测和拒绝能力，尚未形成完整的挑战到罚没路径。超时不可恢复场景体现为检测但无法完成仲裁；超时可恢复场景则形成完整闭环。</w:t>
+        <w:t>按故障类型区分闭环程度：响应篡改与轨迹长度不匹配在当前原型中可检测、可恢复、可重放并可罚没；DA 不可用已通过 bindDa/fulfillDa/slashDa 形成罚没闭环（测试 C12，罚没 1 ether），但披露检查的是 dataHash 原像而非 EIP-4844 点值证明，且公网 Blob 广播仍未完成；远程证明无效可在协议层检测，链上罚没仍依赖 DCAP 验证集成（当前 blocked）；超时不可恢复场景体现为检测但无法完成仲裁，超时可恢复场景则形成完整闭环。</w:t>
+      </w:r>
+      <w:r>
+        <w:rPr>
+          <w:sz w:val="20"/>
+        </w:rPr>
+      </w:r>
+      <w:r>
+        <w:rPr>
+          <w:sz w:val="20"/>
+        </w:rPr>
       </w:r>
     </w:p>
     <w:p>
@@ -7475,7 +7445,7 @@
         <w:pStyle w:val="3"/>
       </w:pPr>
       <w:r>
-        <w:t>5.X  同模型机制对照（G-L1实验）</w:t>
+        <w:t>5.5  同模型机制对照（G-L1实验）</w:t>
       </w:r>
     </w:p>
     <w:p>
@@ -7999,7 +7969,7 @@
           <w:sz w:val="23"/>
           <w:szCs w:val="23"/>
         </w:rPr>
-        <w:t>5.5  Solidity</w:t>
+        <w:t>5.6  Solidity、本地 EVM 与 Sepolia 证据能否支撑链上对应物</w:t>
       </w:r>
       <w:r>
         <w:rPr>
@@ -8009,7 +7979,6 @@
           <w:sz w:val="23"/>
           <w:szCs w:val="23"/>
         </w:rPr>
-        <w:t>、本地</w:t>
       </w:r>
       <w:r>
         <w:rPr>
@@ -8019,7 +7988,6 @@
           <w:sz w:val="23"/>
           <w:szCs w:val="23"/>
         </w:rPr>
-        <w:t xml:space="preserve"> EVM </w:t>
       </w:r>
       <w:r>
         <w:rPr>
@@ -8029,7 +7997,6 @@
           <w:sz w:val="23"/>
           <w:szCs w:val="23"/>
         </w:rPr>
-        <w:t>与</w:t>
       </w:r>
       <w:r>
         <w:rPr>
@@ -8039,7 +8006,6 @@
           <w:sz w:val="23"/>
           <w:szCs w:val="23"/>
         </w:rPr>
-        <w:t xml:space="preserve"> Sepolia </w:t>
       </w:r>
       <w:r>
         <w:rPr>
@@ -8049,7 +8015,6 @@
           <w:sz w:val="23"/>
           <w:szCs w:val="23"/>
         </w:rPr>
-        <w:t>证据能否支撑链上对应物</w:t>
       </w:r>
     </w:p>
     <w:p>
@@ -8167,25 +8132,7 @@
       </w:r>
     </w:p>
     <w:p>
-      <w:r>
-        <w:t>本文贡献边界与局限：当前原型实现了有界任务模型下的可恢复挑战与紧凑提交机制，验证了核心协议性质，但以下方面受限于时间/资源未完成：</w:t>
-        <w:br/>
-        <w:t>（1）真实主网DA发布：当前仅在本地Hardhat环境模拟Blob存储，未实际发布到Sepolia或主网；</w:t>
-        <w:br/>
-        <w:t>（2）生产级Enclave：StageH使用debug模式Enclave，生产部署需release模式并通过远程认证审核；</w:t>
-        <w:br/>
-        <w:t>（3）跨链验证集成：Quote验证依赖本地DCAP服务，未集成Intel PCS生产环境；</w:t>
-        <w:br/>
-        <w:t>（4）长时窗口经济博弈：实验为短期合成场景，未覆盖长时间跨度的博弈动态；</w:t>
-        <w:br/>
-        <w:t>（5）多Enclave冗余：当前为单Enclave模型，未处理TEE单点故障；</w:t>
-        <w:br/>
-        <w:t>（6）通用EVM兼容：当前为特定任务模型（哈希链），未扩展到通用智能合约；</w:t>
-        <w:br/>
-        <w:t>（7）形式化证明：安全性主要依赖测试覆盖，未提供形式化正确性证明；</w:t>
-        <w:br/>
-        <w:t>（8）大规模性能优化：吞吐量受限于单Enclave串行执行，未实现并行批处理优化。</w:t>
-      </w:r>
+      <w:r/>
     </w:p>
     <w:p>
       <w:pPr>
@@ -8926,7 +8873,7 @@
           <w:sz w:val="23"/>
           <w:szCs w:val="23"/>
         </w:rPr>
-        <w:t>5.</w:t>
+        <w:t>5.7  实验小结</w:t>
       </w:r>
       <w:r>
         <w:rPr>
@@ -8936,7 +8883,6 @@
           <w:sz w:val="23"/>
           <w:szCs w:val="23"/>
         </w:rPr>
-        <w:t>6</w:t>
       </w:r>
       <w:r>
         <w:rPr>
@@ -8946,7 +8892,6 @@
           <w:sz w:val="23"/>
           <w:szCs w:val="23"/>
         </w:rPr>
-        <w:t xml:space="preserve">  </w:t>
       </w:r>
       <w:r>
         <w:rPr>
@@ -8956,7 +8901,6 @@
           <w:sz w:val="23"/>
           <w:szCs w:val="23"/>
         </w:rPr>
-        <w:t>实验小结</w:t>
       </w:r>
     </w:p>
     <w:p>
@@ -9012,6 +8956,19 @@
           <w:sz w:val="20"/>
         </w:rPr>
         <w:t>径，使高频场景下的异常处理能够继续推进。</w:t>
+      </w:r>
+    </w:p>
+    <w:p>
+      <w:r>
+        <w:t xml:space="preserve">本文贡献边界与局限：当前原型实现了有界任务模型下的可恢复挑战与紧凑提交机制，验证了核心协议性质，但以下方面受限于时间/资源未完成：
+（1）真实主网DA发布：当前仅在本地Hardhat环境模拟Blob存储，未实际发布到Sepolia或主网；
+（2）生产级Enclave：StageH使用debug模式Enclave，生产部署需release模式并通过远程认证审核；
+（3）跨链验证集成：Quote验证依赖本地DCAP服务，未集成Intel PCS生产环境；
+（4）长时窗口经济博弈：实验为短期合成场景，未覆盖长时间跨度的博弈动态；
+（5）多Enclave冗余：当前为单Enclave模型，未处理TEE单点故障；
+（6）通用EVM兼容：当前为特定任务模型（哈希链），未扩展到通用智能合约；
+（7）形式化证明：安全性主要依赖测试覆盖，未提供形式化正确性证明；
+（8）大规模性能优化：吞吐量受限于单Enclave串行执行，未实现并行批处理优化。</w:t>
       </w:r>
     </w:p>
     <w:p>
@@ -9108,97 +9065,82 @@
         <w:rPr>
           <w:sz w:val="20"/>
         </w:rPr>
-        <w:t>基于</w:t>
-      </w:r>
-      <w:r>
-        <w:rPr>
-          <w:sz w:val="20"/>
-        </w:rPr>
-        <w:t xml:space="preserve"> Python </w:t>
-      </w:r>
-      <w:r>
-        <w:rPr>
-          <w:sz w:val="20"/>
-        </w:rPr>
-        <w:t>原型、本地</w:t>
-      </w:r>
-      <w:r>
-        <w:rPr>
-          <w:sz w:val="20"/>
-        </w:rPr>
-        <w:t xml:space="preserve"> EVM gas </w:t>
-      </w:r>
-      <w:r>
-        <w:rPr>
-          <w:sz w:val="20"/>
-        </w:rPr>
-        <w:t>测量与</w:t>
-      </w:r>
-      <w:r>
-        <w:rPr>
-          <w:sz w:val="20"/>
-        </w:rPr>
-        <w:t xml:space="preserve"> Sepolia </w:t>
-      </w:r>
-      <w:r>
-        <w:rPr>
-          <w:sz w:val="20"/>
-        </w:rPr>
-        <w:t>部署记录，实验结果表明，紧凑提交能够隔离链上提交规模与完整负载增长，在给定配置下模块化</w:t>
-      </w:r>
-      <w:r>
-        <w:rPr>
-          <w:sz w:val="20"/>
-        </w:rPr>
-        <w:t xml:space="preserve"> DA </w:t>
-      </w:r>
-      <w:r>
-        <w:rPr>
-          <w:sz w:val="20"/>
-        </w:rPr>
-        <w:t>采样路径具有明显的摊销成本优势，恢复路径也能改善超时场景下的挑战完成能力。需要说明的是，当前结果基于模拟</w:t>
-      </w:r>
-      <w:r>
-        <w:rPr>
-          <w:sz w:val="20"/>
-        </w:rPr>
-        <w:t xml:space="preserve"> TEE</w:t>
-      </w:r>
-      <w:r>
-        <w:rPr>
-          <w:sz w:val="20"/>
-        </w:rPr>
-        <w:t>、可验证</w:t>
-      </w:r>
-      <w:r>
-        <w:rPr>
-          <w:sz w:val="20"/>
-        </w:rPr>
-        <w:t xml:space="preserve"> DA </w:t>
-      </w:r>
-      <w:r>
-        <w:rPr>
-          <w:sz w:val="20"/>
-        </w:rPr>
-        <w:t>注册表和配置化成本模型，尚不代</w:t>
-      </w:r>
-      <w:r>
-        <w:rPr>
-          <w:sz w:val="20"/>
-        </w:rPr>
-        <w:t>表真实主网或生产环境表现。后续工作将进一步接入真实</w:t>
-      </w:r>
-      <w:r>
-        <w:rPr>
-          <w:sz w:val="20"/>
-        </w:rPr>
-        <w:t xml:space="preserve"> TEE </w:t>
-      </w:r>
-      <w:r>
-        <w:rPr>
-          <w:sz w:val="20"/>
-        </w:rPr>
-        <w:t>与数据可用性网络，并完善并发挑战、恢复频率限制和故障到罚没的统一处理机制。</w:t>
+        <w:t>综合上述证据：协议机制由 Python 原型与本地 EVM 测试支撑；硬件可行性由 StageH 真实 SGX DCAP Quote 支撑（TCB 0xA003，链下验证）；合约路径具备 Sepolia 可部署性。公网 Blob、链上 DCAP/生产 PCS、形式化证明与官方跨协议主网对照仍属未完成项，本文不作相应生产结论。同模型 G-L1 对照表明兜底裁决对提交方离线场景的正确终局率具有决定性影响（0/30 对 30/30），恢复路径则提供不改变争议事实的活性续推。后续工作将优先补齐公网 DA 发布与链上远程证明验证，并完善并发挑战与恢复频率限制。</w:t>
+      </w:r>
+      <w:r>
+        <w:rPr>
+          <w:sz w:val="20"/>
+        </w:rPr>
+      </w:r>
+      <w:r>
+        <w:rPr>
+          <w:sz w:val="20"/>
+        </w:rPr>
+      </w:r>
+      <w:r>
+        <w:rPr>
+          <w:sz w:val="20"/>
+        </w:rPr>
+      </w:r>
+      <w:r>
+        <w:rPr>
+          <w:sz w:val="20"/>
+        </w:rPr>
+      </w:r>
+      <w:r>
+        <w:rPr>
+          <w:sz w:val="20"/>
+        </w:rPr>
+      </w:r>
+      <w:r>
+        <w:rPr>
+          <w:sz w:val="20"/>
+        </w:rPr>
+      </w:r>
+      <w:r>
+        <w:rPr>
+          <w:sz w:val="20"/>
+        </w:rPr>
+      </w:r>
+      <w:r>
+        <w:rPr>
+          <w:sz w:val="20"/>
+        </w:rPr>
+      </w:r>
+      <w:r>
+        <w:rPr>
+          <w:sz w:val="20"/>
+        </w:rPr>
+      </w:r>
+      <w:r>
+        <w:rPr>
+          <w:sz w:val="20"/>
+        </w:rPr>
+      </w:r>
+      <w:r>
+        <w:rPr>
+          <w:sz w:val="20"/>
+        </w:rPr>
+      </w:r>
+      <w:r>
+        <w:rPr>
+          <w:sz w:val="20"/>
+        </w:rPr>
+      </w:r>
+      <w:r>
+        <w:rPr>
+          <w:sz w:val="20"/>
+        </w:rPr>
+      </w:r>
+      <w:r>
+        <w:rPr>
+          <w:sz w:val="20"/>
+        </w:rPr>
+      </w:r>
+      <w:r>
+        <w:rPr>
+          <w:sz w:val="20"/>
+        </w:rPr>
       </w:r>
     </w:p>
     <w:p>

--- a/outputs/revision_20261028/Hybrid_TEE_Rollup_JOCA投稿稿_基于原稿_20261029.docx
+++ b/outputs/revision_20261028/Hybrid_TEE_Rollup_JOCA投稿稿_基于原稿_20261029.docx
@@ -941,13 +941,12 @@
         <w:rPr>
           <w:sz w:val="20"/>
         </w:rPr>
-        <w:t xml:space="preserve">Dynamic Fraud Proof </w:t>
-      </w:r>
-      <w:r>
-        <w:rPr>
-          <w:sz w:val="20"/>
-        </w:rPr>
-        <w:t>关注无争议场景下的最终性压缩，并在发现争议时动态延迟结算。该方向强调挑战窗口和验证者参与机制的动态调整；本文聚焦更窄的超时后挑战会话恢复问题。</w:t>
+        <w:t>Dynamic Fraud Proof[6] 关注无争议场景下的最终性压缩，并在发现争议时动态延迟结算。该方向强调挑战窗口和验证者参与机制的动态调整；本文聚焦更窄的超时后挑战会话恢复问题。</w:t>
+      </w:r>
+      <w:r>
+        <w:rPr>
+          <w:sz w:val="20"/>
+        </w:rPr>
       </w:r>
     </w:p>
     <w:p>
@@ -958,37 +957,32 @@
         <w:rPr>
           <w:sz w:val="20"/>
         </w:rPr>
-        <w:t>LazyLedger</w:t>
-      </w:r>
-      <w:r>
-        <w:rPr>
-          <w:sz w:val="20"/>
-        </w:rPr>
-        <w:t>、模块化</w:t>
-      </w:r>
-      <w:r>
-        <w:rPr>
-          <w:sz w:val="20"/>
-        </w:rPr>
-        <w:t xml:space="preserve"> DA </w:t>
-      </w:r>
-      <w:r>
-        <w:rPr>
-          <w:sz w:val="20"/>
-        </w:rPr>
-        <w:t>以及轻客户端相关工作强调数据可用性与执行验证解耦。本文使用可验证</w:t>
-      </w:r>
-      <w:r>
-        <w:rPr>
-          <w:sz w:val="20"/>
-        </w:rPr>
-        <w:t xml:space="preserve"> DA </w:t>
-      </w:r>
-      <w:r>
-        <w:rPr>
-          <w:sz w:val="20"/>
-        </w:rPr>
-        <w:t>注册表和配置化建模分析紧凑提交加数据可用性验证的成本趋势。</w:t>
+        <w:t>LazyLedger[7]、模块化 DA[9][10] 以及轻客户端相关工作[8]强调数据可用性与执行验证解耦。本文使用可验证 DA 注册表和配置化建模分析紧凑提交加数据可用性验证的成本趋势。</w:t>
+      </w:r>
+      <w:r>
+        <w:rPr>
+          <w:sz w:val="20"/>
+        </w:rPr>
+      </w:r>
+      <w:r>
+        <w:rPr>
+          <w:sz w:val="20"/>
+        </w:rPr>
+      </w:r>
+      <w:r>
+        <w:rPr>
+          <w:sz w:val="20"/>
+        </w:rPr>
+      </w:r>
+      <w:r>
+        <w:rPr>
+          <w:sz w:val="20"/>
+        </w:rPr>
+      </w:r>
+      <w:r>
+        <w:rPr>
+          <w:sz w:val="20"/>
+        </w:rPr>
       </w:r>
     </w:p>
     <w:p>
@@ -3089,12 +3083,12 @@
     </w:p>
     <w:p>
       <w:r>
+        <w:t xml:space="preserve">4.1.2  操作权限约束</w:t>
+      </w:r>
+    </w:p>
+    <w:p>
+      <w:r>
         <w:t xml:space="preserve">HTR采用基于角色的权限控制（RBAC），确保各操作仅能由授权角色执行。表8列出了主要操作的权限矩阵，包括Sequencer、Proposer、Challenger、Guardian等角色的权限分配。关键约束包括：submit仅Sequencer可调用，propose仅Proposer可调用，challenge需要保证金，recover和adjudicate仅Guardian可调用（兜底路径）。所有权限约束在StageB测试套件（B01-B14）中验证。</w:t>
-      </w:r>
-    </w:p>
-    <w:p>
-      <w:r>
-        <w:t xml:space="preserve">4.1.2  操作权限约束</w:t>
       </w:r>
     </w:p>
     <w:p>
@@ -3315,31 +3309,27 @@
         <w:rPr>
           <w:sz w:val="20"/>
         </w:rPr>
-        <w:t>恢复是协议中的关键状态转移，因为它在不改变证据内容的前提下恢复流程推进能力。在不可恢复的挑战中，超时可能使会话停留在</w:t>
-      </w:r>
-      <w:r>
-        <w:rPr>
-          <w:sz w:val="20"/>
-        </w:rPr>
-        <w:t>“</w:t>
-      </w:r>
-      <w:r>
-        <w:rPr>
-          <w:sz w:val="20"/>
-        </w:rPr>
-        <w:t>争议已知但无法重放和结算</w:t>
-      </w:r>
-      <w:r>
-        <w:rPr>
-          <w:sz w:val="20"/>
-        </w:rPr>
-        <w:t>”</w:t>
-      </w:r>
-      <w:r>
-        <w:rPr>
-          <w:sz w:val="20"/>
-        </w:rPr>
-        <w:t>的状态。可恢复挑战机制引入观察节点恢复路径，使挑战会话在异常场景下能够恢复推进，并重新回到可进行二分步骤、重放和结算的状态。这里需要区分活性与正确性：恢复操作恢复的是前者，而后续重放仍负责验证后者。</w:t>
+        <w:t>恢复是协议中的关键状态转移，因为它在不改变证据内容的前提下恢复流程推进能力。在不可恢复的挑战中，超时可能使会话停留在“争议已知但无法重放和结算”的状态。可恢复挑战机制引入Guardian（观察节点）恢复路径，使挑战会话在异常场景下能够恢复推进，并重新回到可进行二分步骤、重放和结算的状态。这里需要区分活性与正确性：恢复操作恢复的是前者，而后续重放仍负责验证后者。</w:t>
+      </w:r>
+      <w:r>
+        <w:rPr>
+          <w:sz w:val="20"/>
+        </w:rPr>
+      </w:r>
+      <w:r>
+        <w:rPr>
+          <w:sz w:val="20"/>
+        </w:rPr>
+      </w:r>
+      <w:r>
+        <w:rPr>
+          <w:sz w:val="20"/>
+        </w:rPr>
+      </w:r>
+      <w:r>
+        <w:rPr>
+          <w:sz w:val="20"/>
+        </w:rPr>
       </w:r>
     </w:p>
     <w:p>
@@ -3350,7 +3340,7 @@
         <w:rPr>
           <w:sz w:val="20"/>
         </w:rPr>
-        <w:t>协议流程可分为三条路径。第一是正常路径：若挑战期内没有有效争议，交易最终进入最终确认。第二是可仲裁异常路径：若响应篡改或轨迹长度不匹配等执行相关故障出现，协议通过打开、响应、二分步骤、重放与结算完成争议定位和结算。第三是超时恢复路径：若挑战过程因超时中断，观察节点可以调用恢复将会话推进到已恢复状态，并继续后续重放与结算。该划分有助于避免将异常检测、活性恢复和经济惩罚混写为同一性质。</w:t>
+        <w:t>协议流程可分为三条路径。第一是正常路径：若挑战期内没有有效争议，交易最终进入最终确认。第二是可仲裁异常路径：若响应篡改或轨迹长度不匹配等执行相关故障出现，协议通过打开、响应、二分步骤、重放与结算完成争议定位和结算。第三是超时恢复路径：若挑战过程因超时中断，Guardian（观察节点）可以调用恢复将会话推进到已恢复状态，并继续后续重放与结算。该划分有助于避免将异常检测、活性恢复和经济惩罚混写为同一性质。</w:t>
       </w:r>
     </w:p>
     <w:p>
@@ -4282,7 +4272,7 @@
         <w:rPr>
           <w:sz w:val="20"/>
         </w:rPr>
-        <w:t>可恢复挑战机制通过恢复函数在超时后恢复仲裁流程推进能力：观察节点调用恢复功能使超时会话回到可推进状态，从而继续二分缩小、重放和结算。实验结果表明，在当前原型设定下，恢复机制能够将超时停滞转化为可继续推进的仲裁流程。</w:t>
+        <w:t>可恢复挑战机制通过恢复函数在超时后恢复仲裁流程推进能力：Guardian（Guardian（观察节点））调用恢复功能使超时会话回到可推进状态，从而继续二分缩小、重放和结算。实验结果表明，在当前原型设定下，恢复机制能够将超时停滞转化为可继续推进的仲裁流程。</w:t>
       </w:r>
     </w:p>
     <w:p>
@@ -8959,8 +8949,183 @@
       </w:r>
     </w:p>
     <w:p>
-      <w:r>
-        <w:t xml:space="preserve">本文贡献边界与局限：当前原型实现了有界任务模型下的可恢复挑战与紧凑提交机制，验证了核心协议性质，但以下方面受限于时间/资源未完成：
+      <w:r/>
+    </w:p>
+    <w:p>
+      <w:pPr>
+        <w:spacing w:before="120" w:after="60" w:line="240" w:lineRule="auto"/>
+        <w:ind w:firstLine="0"/>
+        <w:jc w:val="left"/>
+      </w:pPr>
+      <w:r>
+        <w:rPr>
+          <w:rFonts w:eastAsia="黑体"/>
+          <w:b/>
+          <w:bCs/>
+          <w:sz w:val="23"/>
+          <w:szCs w:val="23"/>
+        </w:rPr>
+        <w:t xml:space="preserve">6  </w:t>
+      </w:r>
+      <w:r>
+        <w:rPr>
+          <w:rFonts w:eastAsia="黑体"/>
+          <w:b/>
+          <w:bCs/>
+          <w:sz w:val="23"/>
+          <w:szCs w:val="23"/>
+        </w:rPr>
+        <w:t>结论</w:t>
+      </w:r>
+    </w:p>
+    <w:p>
+      <w:pPr>
+        <w:ind w:firstLine="408"/>
+      </w:pPr>
+      <w:r>
+        <w:rPr>
+          <w:sz w:val="20"/>
+        </w:rPr>
+        <w:t>本文面向高频去中心化应用中的低延迟、低链上开销与公开可验证仲裁需求，提出了面向</w:t>
+      </w:r>
+      <w:r>
+        <w:rPr>
+          <w:sz w:val="20"/>
+        </w:rPr>
+        <w:t xml:space="preserve"> Hybrid TEE-Rollup </w:t>
+      </w:r>
+      <w:r>
+        <w:rPr>
+          <w:sz w:val="20"/>
+        </w:rPr>
+        <w:t>的可恢复挑战机制、携带证据的紧凑提交机制以及数据可用性感知成本模型。可恢复挑战机制将超时会话恢复为可重放、可结算状态，强调恢复操作只恢复协议活性而不改变争议事实；紧凑提交机制绑定状态根、输出哈希、证明哈希、</w:t>
+      </w:r>
+      <w:r>
+        <w:rPr>
+          <w:sz w:val="20"/>
+        </w:rPr>
+        <w:t xml:space="preserve">DA </w:t>
+      </w:r>
+      <w:r>
+        <w:rPr>
+          <w:sz w:val="20"/>
+        </w:rPr>
+        <w:t>指针与</w:t>
+      </w:r>
+      <w:r>
+        <w:rPr>
+          <w:sz w:val="20"/>
+        </w:rPr>
+        <w:t xml:space="preserve"> DA </w:t>
+      </w:r>
+      <w:r>
+        <w:rPr>
+          <w:sz w:val="20"/>
+        </w:rPr>
+        <w:t>根，为异常路径提供最小证据入口；成本模型则用于分析负载规模、批处理摊销与</w:t>
+      </w:r>
+      <w:r>
+        <w:rPr>
+          <w:sz w:val="20"/>
+        </w:rPr>
+        <w:t xml:space="preserve"> DA </w:t>
+      </w:r>
+      <w:r>
+        <w:rPr>
+          <w:sz w:val="20"/>
+        </w:rPr>
+        <w:t>路径选择之间的关系。</w:t>
+      </w:r>
+    </w:p>
+    <w:p>
+      <w:pPr>
+        <w:ind w:firstLine="408"/>
+      </w:pPr>
+      <w:r>
+        <w:rPr>
+          <w:sz w:val="20"/>
+        </w:rPr>
+        <w:t>综合上述证据：协议机制由 Python 原型与本地 EVM 测试支撑；硬件可行性由 StageH 真实 SGX DCAP Quote 支撑（TCB 0xA003，链下验证）；合约路径具备 Sepolia 可部署性。公网 Blob、链上 DCAP/生产 PCS、形式化证明与官方跨协议主网对照仍属未完成项，本文不作相应生产结论。同模型 G-L1 对照表明兜底裁决对提交方离线场景的正确终局率具有决定性影响（0/30 对 30/30），恢复路径则提供不改变争议事实的活性续推。后续工作将优先补齐公网 DA 发布与链上远程证明验证，并完善并发挑战与恢复频率限制。</w:t>
+      </w:r>
+      <w:r>
+        <w:rPr>
+          <w:sz w:val="20"/>
+        </w:rPr>
+      </w:r>
+      <w:r>
+        <w:rPr>
+          <w:sz w:val="20"/>
+        </w:rPr>
+      </w:r>
+      <w:r>
+        <w:rPr>
+          <w:sz w:val="20"/>
+        </w:rPr>
+      </w:r>
+      <w:r>
+        <w:rPr>
+          <w:sz w:val="20"/>
+        </w:rPr>
+      </w:r>
+      <w:r>
+        <w:rPr>
+          <w:sz w:val="20"/>
+        </w:rPr>
+      </w:r>
+      <w:r>
+        <w:rPr>
+          <w:sz w:val="20"/>
+        </w:rPr>
+      </w:r>
+      <w:r>
+        <w:rPr>
+          <w:sz w:val="20"/>
+        </w:rPr>
+      </w:r>
+      <w:r>
+        <w:rPr>
+          <w:sz w:val="20"/>
+        </w:rPr>
+      </w:r>
+      <w:r>
+        <w:rPr>
+          <w:sz w:val="20"/>
+        </w:rPr>
+      </w:r>
+      <w:r>
+        <w:rPr>
+          <w:sz w:val="20"/>
+        </w:rPr>
+      </w:r>
+      <w:r>
+        <w:rPr>
+          <w:sz w:val="20"/>
+        </w:rPr>
+      </w:r>
+      <w:r>
+        <w:rPr>
+          <w:sz w:val="20"/>
+        </w:rPr>
+      </w:r>
+      <w:r>
+        <w:rPr>
+          <w:sz w:val="20"/>
+        </w:rPr>
+      </w:r>
+      <w:r>
+        <w:rPr>
+          <w:sz w:val="20"/>
+        </w:rPr>
+      </w:r>
+      <w:r>
+        <w:rPr>
+          <w:sz w:val="20"/>
+        </w:rPr>
+      </w:r>
+    </w:p>
+    <w:p>
+      <w:r>
+        <w:t xml:space="preserve">当前原型实现了有界任务模型下的可恢复挑战与紧凑提交机制，验证了核心协议性质，但以下方面受限于时间/资源未完成：当前原型实现了有界任务模型下的可恢复挑战与紧凑提交机制，验证了核心协议性质，但以下方面受限于时间/资源未完成：
 （1）真实主网DA发布：当前仅在本地Hardhat环境模拟Blob存储，未实际发布到Sepolia或主网；
 （2）生产级Enclave：StageH使用debug模式Enclave，生产部署需release模式并通过远程认证审核；
 （3）跨链验证集成：Quote验证依赖本地DCAP服务，未集成Intel PCS生产环境；
@@ -8972,175 +9137,8 @@
       </w:r>
     </w:p>
     <w:p>
-      <w:pPr>
-        <w:spacing w:before="120" w:after="60" w:line="240" w:lineRule="auto"/>
-        <w:ind w:firstLine="0"/>
-        <w:jc w:val="left"/>
-      </w:pPr>
-      <w:r>
-        <w:rPr>
-          <w:rFonts w:eastAsia="黑体"/>
-          <w:b/>
-          <w:bCs/>
-          <w:sz w:val="23"/>
-          <w:szCs w:val="23"/>
-        </w:rPr>
-        <w:t xml:space="preserve">6  </w:t>
-      </w:r>
-      <w:r>
-        <w:rPr>
-          <w:rFonts w:eastAsia="黑体"/>
-          <w:b/>
-          <w:bCs/>
-          <w:sz w:val="23"/>
-          <w:szCs w:val="23"/>
-        </w:rPr>
-        <w:t>结论</w:t>
-      </w:r>
-    </w:p>
-    <w:p>
-      <w:pPr>
-        <w:ind w:firstLine="408"/>
-      </w:pPr>
-      <w:r>
-        <w:rPr>
-          <w:sz w:val="20"/>
-        </w:rPr>
-        <w:t>本文面向高频去中心化应用中的低延迟、低链上开销与公开可验证仲裁需求，提出了面向</w:t>
-      </w:r>
-      <w:r>
-        <w:rPr>
-          <w:sz w:val="20"/>
-        </w:rPr>
-        <w:t xml:space="preserve"> Hybrid TEE-Rollup </w:t>
-      </w:r>
-      <w:r>
-        <w:rPr>
-          <w:sz w:val="20"/>
-        </w:rPr>
-        <w:t>的可恢复挑战机制、携带证据的紧凑提交机制以及数据可用性感知成本模型。可恢复挑战机制将超时会话恢复为可重放、可结算状态，强调恢复操作只恢复协议活性而不改变争议事实；紧凑提交机制绑定状态根、输出哈希、证明哈希、</w:t>
-      </w:r>
-      <w:r>
-        <w:rPr>
-          <w:sz w:val="20"/>
-        </w:rPr>
-        <w:t xml:space="preserve">DA </w:t>
-      </w:r>
-      <w:r>
-        <w:rPr>
-          <w:sz w:val="20"/>
-        </w:rPr>
-        <w:t>指针与</w:t>
-      </w:r>
-      <w:r>
-        <w:rPr>
-          <w:sz w:val="20"/>
-        </w:rPr>
-        <w:t xml:space="preserve"> DA </w:t>
-      </w:r>
-      <w:r>
-        <w:rPr>
-          <w:sz w:val="20"/>
-        </w:rPr>
-        <w:t>根，为异常路径提供最小证据入口；成本模型则用于分析负载规模、批处理摊销与</w:t>
-      </w:r>
-      <w:r>
-        <w:rPr>
-          <w:sz w:val="20"/>
-        </w:rPr>
-        <w:t xml:space="preserve"> DA </w:t>
-      </w:r>
-      <w:r>
-        <w:rPr>
-          <w:sz w:val="20"/>
-        </w:rPr>
-        <w:t>路径选择之间的关系。</w:t>
-      </w:r>
-    </w:p>
-    <w:p>
-      <w:pPr>
-        <w:ind w:firstLine="408"/>
-      </w:pPr>
-      <w:r>
-        <w:rPr>
-          <w:sz w:val="20"/>
-        </w:rPr>
-        <w:t>综合上述证据：协议机制由 Python 原型与本地 EVM 测试支撑；硬件可行性由 StageH 真实 SGX DCAP Quote 支撑（TCB 0xA003，链下验证）；合约路径具备 Sepolia 可部署性。公网 Blob、链上 DCAP/生产 PCS、形式化证明与官方跨协议主网对照仍属未完成项，本文不作相应生产结论。同模型 G-L1 对照表明兜底裁决对提交方离线场景的正确终局率具有决定性影响（0/30 对 30/30），恢复路径则提供不改变争议事实的活性续推。后续工作将优先补齐公网 DA 发布与链上远程证明验证，并完善并发挑战与恢复频率限制。</w:t>
-      </w:r>
-      <w:r>
-        <w:rPr>
-          <w:sz w:val="20"/>
-        </w:rPr>
-      </w:r>
-      <w:r>
-        <w:rPr>
-          <w:sz w:val="20"/>
-        </w:rPr>
-      </w:r>
-      <w:r>
-        <w:rPr>
-          <w:sz w:val="20"/>
-        </w:rPr>
-      </w:r>
-      <w:r>
-        <w:rPr>
-          <w:sz w:val="20"/>
-        </w:rPr>
-      </w:r>
-      <w:r>
-        <w:rPr>
-          <w:sz w:val="20"/>
-        </w:rPr>
-      </w:r>
-      <w:r>
-        <w:rPr>
-          <w:sz w:val="20"/>
-        </w:rPr>
-      </w:r>
-      <w:r>
-        <w:rPr>
-          <w:sz w:val="20"/>
-        </w:rPr>
-      </w:r>
-      <w:r>
-        <w:rPr>
-          <w:sz w:val="20"/>
-        </w:rPr>
-      </w:r>
-      <w:r>
-        <w:rPr>
-          <w:sz w:val="20"/>
-        </w:rPr>
-      </w:r>
-      <w:r>
-        <w:rPr>
-          <w:sz w:val="20"/>
-        </w:rPr>
-      </w:r>
-      <w:r>
-        <w:rPr>
-          <w:sz w:val="20"/>
-        </w:rPr>
-      </w:r>
-      <w:r>
-        <w:rPr>
-          <w:sz w:val="20"/>
-        </w:rPr>
-      </w:r>
-      <w:r>
-        <w:rPr>
-          <w:sz w:val="20"/>
-        </w:rPr>
-      </w:r>
-      <w:r>
-        <w:rPr>
-          <w:sz w:val="20"/>
-        </w:rPr>
-      </w:r>
-      <w:r>
-        <w:rPr>
-          <w:sz w:val="20"/>
-        </w:rPr>
+      <w:r>
+        <w:t xml:space="preserve">6.1  局限与证据边界</w:t>
       </w:r>
     </w:p>
     <w:p>

--- a/outputs/revision_20261028/Hybrid_TEE_Rollup_JOCA投稿稿_基于原稿_20261029.docx
+++ b/outputs/revision_20261028/Hybrid_TEE_Rollup_JOCA投稿稿_基于原稿_20261029.docx
@@ -590,55 +590,47 @@
         <w:rPr>
           <w:sz w:val="20"/>
         </w:rPr>
-        <w:t>实验部分采用合成负载、模拟</w:t>
-      </w:r>
-      <w:r>
-        <w:rPr>
-          <w:sz w:val="20"/>
-        </w:rPr>
-        <w:t xml:space="preserve"> TEE</w:t>
-      </w:r>
-      <w:r>
-        <w:rPr>
-          <w:sz w:val="20"/>
-        </w:rPr>
-        <w:t>、可验证</w:t>
-      </w:r>
-      <w:r>
-        <w:rPr>
-          <w:sz w:val="20"/>
-        </w:rPr>
-        <w:t xml:space="preserve"> DA </w:t>
-      </w:r>
-      <w:r>
-        <w:rPr>
-          <w:sz w:val="20"/>
-        </w:rPr>
-        <w:t>注册表、本地</w:t>
-      </w:r>
-      <w:r>
-        <w:rPr>
-          <w:sz w:val="20"/>
-        </w:rPr>
-        <w:t xml:space="preserve"> EVM gas </w:t>
-      </w:r>
-      <w:r>
-        <w:rPr>
-          <w:sz w:val="20"/>
-        </w:rPr>
-        <w:t>实测与</w:t>
-      </w:r>
-      <w:r>
-        <w:rPr>
-          <w:sz w:val="20"/>
-        </w:rPr>
-        <w:t xml:space="preserve"> Sepolia </w:t>
-      </w:r>
-      <w:r>
-        <w:rPr>
-          <w:sz w:val="20"/>
-        </w:rPr>
-        <w:t>可部署性证据。</w:t>
+        <w:t>实验部分采用合成负载、模拟 TEE、可验证 DA 注册表、本地 EVM gas 实测与 Sepolia 可部署性证据；硬件侧补充 StageH 真实 SGX DCAP Quote（TCB 0xA003，链下验证），并明确公网 Blob 与链上 DCAP/生产 PCS 仍属未完成项。</w:t>
+      </w:r>
+      <w:r>
+        <w:rPr>
+          <w:sz w:val="20"/>
+        </w:rPr>
+      </w:r>
+      <w:r>
+        <w:rPr>
+          <w:sz w:val="20"/>
+        </w:rPr>
+      </w:r>
+      <w:r>
+        <w:rPr>
+          <w:sz w:val="20"/>
+        </w:rPr>
+      </w:r>
+      <w:r>
+        <w:rPr>
+          <w:sz w:val="20"/>
+        </w:rPr>
+      </w:r>
+      <w:r>
+        <w:rPr>
+          <w:sz w:val="20"/>
+        </w:rPr>
+      </w:r>
+      <w:r>
+        <w:rPr>
+          <w:sz w:val="20"/>
+        </w:rPr>
+      </w:r>
+      <w:r>
+        <w:rPr>
+          <w:sz w:val="20"/>
+        </w:rPr>
+      </w:r>
+      <w:r>
+        <w:rPr>
+          <w:sz w:val="20"/>
+        </w:rPr>
       </w:r>
     </w:p>
     <w:p>
@@ -682,21 +674,19 @@
           <w:rFonts w:hint="eastAsia"/>
           <w:sz w:val="20"/>
         </w:rPr>
-        <w:t>（</w:t>
+        <w:t>（1）提出面向有界任务模型的可恢复挑战协议与兜底裁决路径。传统挑战机制难以处理交互超时：异常即便被检测，也难以及时推进至重放与结算。本文将超时恢复定义为不篡改争议事实的活性层状态转移，并配合 adjudicate 兜底，使仲裁在提交方离线等场景下仍可终止；同模型对照用于量化恢复与兜底的收益与代价，而非声称首创第三方争议接续或降低结算延迟。</w:t>
       </w:r>
       <w:r>
         <w:rPr>
           <w:rFonts w:hint="eastAsia"/>
           <w:sz w:val="20"/>
         </w:rPr>
-        <w:t>1</w:t>
       </w:r>
       <w:r>
         <w:rPr>
           <w:rFonts w:hint="eastAsia"/>
           <w:sz w:val="20"/>
         </w:rPr>
-        <w:t>）提出可恢复挑战协议。传统挑战机制无法处理交互超时问题，异常即便被检测也难以推进至重放与结算阶段。本文将会话恢复从单纯的工程补救手段，升级为保障协议活性的标准化状态转移机制。该机制在不篡改争议事实的前提下，将停滞的挑战会话切换至可重放、可仲裁的正常链路，从协议层面保障仲裁连续性。</w:t>
       </w:r>
     </w:p>
     <w:p>
@@ -804,63 +794,55 @@
           <w:rFonts w:hint="eastAsia"/>
           <w:sz w:val="20"/>
         </w:rPr>
-        <w:t>（</w:t>
+        <w:t>（3）构建 DA 感知成本摊销模型。该模型量化分析负载规模伸缩、批处理策略、DA 部署路径三类因素对系统成本的影响，为不同业务负载下的 DA 方案选型与成本管控提供理论依据。</w:t>
       </w:r>
       <w:r>
         <w:rPr>
           <w:rFonts w:hint="eastAsia"/>
           <w:sz w:val="20"/>
         </w:rPr>
-        <w:t>3</w:t>
       </w:r>
       <w:r>
         <w:rPr>
           <w:rFonts w:hint="eastAsia"/>
           <w:sz w:val="20"/>
         </w:rPr>
-        <w:t>）构建</w:t>
       </w:r>
       <w:r>
         <w:rPr>
           <w:rFonts w:hint="eastAsia"/>
           <w:sz w:val="20"/>
         </w:rPr>
-        <w:t xml:space="preserve">DA </w:t>
       </w:r>
       <w:r>
         <w:rPr>
           <w:rFonts w:hint="eastAsia"/>
           <w:sz w:val="20"/>
         </w:rPr>
-        <w:t>感知成本摊销模型。该模型量化分析负载规模伸缩、批处理策略、</w:t>
       </w:r>
       <w:r>
         <w:rPr>
           <w:rFonts w:hint="eastAsia"/>
           <w:sz w:val="20"/>
         </w:rPr>
-        <w:t xml:space="preserve">DA </w:t>
       </w:r>
       <w:r>
         <w:rPr>
           <w:rFonts w:hint="eastAsia"/>
           <w:sz w:val="20"/>
         </w:rPr>
-        <w:t>部署路径三类因素对系统成本的影响，为不同业务负载下的</w:t>
       </w:r>
       <w:r>
         <w:rPr>
           <w:rFonts w:hint="eastAsia"/>
           <w:sz w:val="20"/>
         </w:rPr>
-        <w:t xml:space="preserve"> DA </w:t>
       </w:r>
       <w:r>
         <w:rPr>
           <w:rFonts w:hint="eastAsia"/>
           <w:sz w:val="20"/>
         </w:rPr>
-        <w:t>方案选型与成本管控提供理论依据。</w:t>
       </w:r>
     </w:p>
     <w:p>
@@ -930,7 +912,7 @@
         <w:ind w:firstLine="408"/>
       </w:pPr>
       <w:r>
-        <w:t>opML 与 optimistic fraud proof 等工作研究如何通过乐观证明支持复杂计算，通常包含二分定位、单步仲裁和链上验证。本文借鉴交互式争议定位思想，但不实现完整 FPVM 或真实 ML 执行证明，而将二分重放用于 Hybrid TEE-Rollup 原型中的异常仲裁。 近期opML[13]等工作探索了将机器学习验证引入区块链的可能性。</w:t>
+        <w:t>opML[13] 与 optimistic fraud proof 等工作研究如何通过乐观证明支持复杂计算，通常包含二分定位、单步仲裁和链上验证。本文借鉴交互式争议定位思想，但不实现完整 FPVM 或真实 ML 执行证明，而将二分重放用于 Hybrid TEE-Rollup 有界任务原型中的异常仲裁。BoLD[14] 与 Optimism Fault Dispute Game 等路线强调有界流动性延迟、时钟继承与争议最终性；本文差异在于有界重算模型内的显式 adjudicate 兜底与可恢复挑战，而非无界二分加时钟继承，也不做跨协议主网吞吐领先比例对比。</w:t>
       </w:r>
     </w:p>
     <w:p>
@@ -1846,7 +1828,7 @@
     </w:p>
     <w:p>
       <w:r>
-        <w:t>HTR系统面临的主要威胁包括Sequencer作恶、Proposer拒绝提交、Challenger恶意挑战、Enclave故障以及数据可用性攻击。表7总结了各威胁的类型、检测机制和应对措施。特别地，DA攻击通过bindDa/fulfillDa/slashDa三步机制处理：Proposer在propose前必须bindDa绑定Blob承诺，在超时窗口内fulfillDa提交实际Blob数据，否则任何人可调用slashDa罚没其全部保证金（100%，即1 ether）。该机制在测试用例C12中验证，slashDa的EVM gas成本为66,136。</w:t>
+        <w:t>HTR 系统面临的主要威胁包括 Sequencer 作恶、Proposer 拒绝提交、Challenger 恶意挑战、Enclave 故障以及数据可用性攻击。表7总结了各威胁的类型、检测机制和应对措施。特别地，DA 攻击通过 bindDa/fulfillDa/slashDa 三步机制处理：Proposer 在 propose 前必须 bindDa 绑定 DA 承诺与等额押金，并在超时窗口内 fulfillDa 披露 dataHash 原像（当前原型检查原像一致性，而非 EIP-4844 点值证明；公网 Blob 广播仍未完成）；超时则任何人可调用 slashDa 罚没其全部保证金（100%，即 1 ether）。该机制在测试用例 C12 中验证，slashDa 的 EVM gas 成本为 66,136。</w:t>
       </w:r>
     </w:p>
     <w:tbl>
@@ -4272,7 +4254,19 @@
         <w:rPr>
           <w:sz w:val="20"/>
         </w:rPr>
-        <w:t>可恢复挑战机制通过恢复函数在超时后恢复仲裁流程推进能力：Guardian（Guardian（观察节点））调用恢复功能使超时会话回到可推进状态，从而继续二分缩小、重放和结算。实验结果表明，在当前原型设定下，恢复机制能够将超时停滞转化为可继续推进的仲裁流程。</w:t>
+        <w:t>可恢复挑战机制通过恢复函数在超时后恢复仲裁流程推进能力：Guardian（观察节点）调用恢复功能使超时会话回到可推进状态，从而继续二分缩小、重放和结算。实验结果表明，在当前原型设定下，恢复机制能够将超时停滞转化为可继续推进的仲裁流程。</w:t>
+      </w:r>
+    </w:p>
+    <w:p>
+      <w:pPr/>
+      <w:r>
+        <w:t>4.1.5.4  恢复操作正确性</w:t>
+      </w:r>
+    </w:p>
+    <w:p>
+      <w:pPr/>
+      <w:r>
+        <w:t>恢复操作正确性要求：若 Recover(cs)=cs'，则 Facts(cs)=Facts(cs')，且 cs' 处于可继续二分、重放或结算的活性状态。换言之，恢复不得改写状态根、DA 根、负载哈希、执行轨迹或重放证据，也不得将错误提交“洗白”为正确；它只消除超时造成的流程停滞。本文以状态转移表与不变量校验（INV1–INV7）支撑该性质，并明确标注其为协议层不变量检查，而非 TLA+/Kani/Certora 等机器可检验形式化证明。</w:t>
       </w:r>
     </w:p>
     <w:p>
@@ -8933,19 +8927,17 @@
         <w:rPr>
           <w:sz w:val="20"/>
         </w:rPr>
-        <w:t>上述对比表明，本文机制的主要贡献在于组合轻量提交、证据绑定和可恢复仲裁路</w:t>
-      </w:r>
-      <w:r>
-        <w:rPr>
-          <w:sz w:val="20"/>
-        </w:rPr>
-        <w:tab/>
-      </w:r>
-      <w:r>
-        <w:rPr>
-          <w:sz w:val="20"/>
-        </w:rPr>
-        <w:t>径，使高频场景下的异常处理能够继续推进。</w:t>
+        <w:t>上述对比表明，本文机制的主要贡献在于组合轻量提交、证据绑定和可恢复仲裁路径，使高频场景下的异常处理能够继续推进。</w:t>
+      </w:r>
+      <w:r>
+        <w:rPr>
+          <w:sz w:val="20"/>
+        </w:rPr>
+      </w:r>
+      <w:r>
+        <w:rPr>
+          <w:sz w:val="20"/>
+        </w:rPr>
       </w:r>
     </w:p>
     <w:p>
@@ -9045,100 +9037,108 @@
         <w:rPr>
           <w:sz w:val="20"/>
         </w:rPr>
-        <w:t>综合上述证据：协议机制由 Python 原型与本地 EVM 测试支撑；硬件可行性由 StageH 真实 SGX DCAP Quote 支撑（TCB 0xA003，链下验证）；合约路径具备 Sepolia 可部署性。公网 Blob、链上 DCAP/生产 PCS、形式化证明与官方跨协议主网对照仍属未完成项，本文不作相应生产结论。同模型 G-L1 对照表明兜底裁决对提交方离线场景的正确终局率具有决定性影响（0/30 对 30/30），恢复路径则提供不改变争议事实的活性续推。后续工作将优先补齐公网 DA 发布与链上远程证明验证，并完善并发挑战与恢复频率限制。</w:t>
-      </w:r>
-      <w:r>
-        <w:rPr>
-          <w:sz w:val="20"/>
-        </w:rPr>
-      </w:r>
-      <w:r>
-        <w:rPr>
-          <w:sz w:val="20"/>
-        </w:rPr>
-      </w:r>
-      <w:r>
-        <w:rPr>
-          <w:sz w:val="20"/>
-        </w:rPr>
-      </w:r>
-      <w:r>
-        <w:rPr>
-          <w:sz w:val="20"/>
-        </w:rPr>
-      </w:r>
-      <w:r>
-        <w:rPr>
-          <w:sz w:val="20"/>
-        </w:rPr>
-      </w:r>
-      <w:r>
-        <w:rPr>
-          <w:sz w:val="20"/>
-        </w:rPr>
-      </w:r>
-      <w:r>
-        <w:rPr>
-          <w:sz w:val="20"/>
-        </w:rPr>
-      </w:r>
-      <w:r>
-        <w:rPr>
-          <w:sz w:val="20"/>
-        </w:rPr>
-      </w:r>
-      <w:r>
-        <w:rPr>
-          <w:sz w:val="20"/>
-        </w:rPr>
-      </w:r>
-      <w:r>
-        <w:rPr>
-          <w:sz w:val="20"/>
-        </w:rPr>
-      </w:r>
-      <w:r>
-        <w:rPr>
-          <w:sz w:val="20"/>
-        </w:rPr>
-      </w:r>
-      <w:r>
-        <w:rPr>
-          <w:sz w:val="20"/>
-        </w:rPr>
-      </w:r>
-      <w:r>
-        <w:rPr>
-          <w:sz w:val="20"/>
-        </w:rPr>
-      </w:r>
-      <w:r>
-        <w:rPr>
-          <w:sz w:val="20"/>
-        </w:rPr>
-      </w:r>
-      <w:r>
-        <w:rPr>
-          <w:sz w:val="20"/>
-        </w:rPr>
-      </w:r>
-    </w:p>
-    <w:p>
-      <w:r>
-        <w:t xml:space="preserve">当前原型实现了有界任务模型下的可恢复挑战与紧凑提交机制，验证了核心协议性质，但以下方面受限于时间/资源未完成：当前原型实现了有界任务模型下的可恢复挑战与紧凑提交机制，验证了核心协议性质，但以下方面受限于时间/资源未完成：
-（1）真实主网DA发布：当前仅在本地Hardhat环境模拟Blob存储，未实际发布到Sepolia或主网；
-（2）生产级Enclave：StageH使用debug模式Enclave，生产部署需release模式并通过远程认证审核；
-（3）跨链验证集成：Quote验证依赖本地DCAP服务，未集成Intel PCS生产环境；
-（4）长时窗口经济博弈：实验为短期合成场景，未覆盖长时间跨度的博弈动态；
-（5）多Enclave冗余：当前为单Enclave模型，未处理TEE单点故障；
-（6）通用EVM兼容：当前为特定任务模型（哈希链），未扩展到通用智能合约；
-（7）形式化证明：安全性主要依赖测试覆盖，未提供形式化正确性证明；
-（8）大规模性能优化：吞吐量受限于单Enclave串行执行，未实现并行批处理优化。</w:t>
-      </w:r>
-    </w:p>
-    <w:p>
-      <w:r>
-        <w:t xml:space="preserve">6.1  局限与证据边界</w:t>
+        <w:t>综合上述证据：协议机制由 Python 原型与本地 EVM 测试支撑；硬件可行性由 StageH 真实 SGX DCAP Quote 支撑（TCB 0xA003，链下验证）；合约路径具备 Sepolia 可部署性。公网 Blob、链上 DCAP/生产 PCS、形式化证明与官方跨协议主网对照仍属未完成项，本文不作相应生产结论。同模型 G-L1 对照表明，兜底裁决对提交方离线场景的正确终局率具有决定性影响（0/30 对 30/30）；恢复路径提供不改变争议事实的活性续推，但会引入额外 gas 与等待超时窗口的延迟，不应被表述为“加快结算”。后续工作将优先补齐公网 DA 发布与链上远程证明验证，并完善并发挑战与恢复频率限制。</w:t>
+      </w:r>
+      <w:r>
+        <w:rPr>
+          <w:sz w:val="20"/>
+        </w:rPr>
+      </w:r>
+      <w:r>
+        <w:rPr>
+          <w:sz w:val="20"/>
+        </w:rPr>
+      </w:r>
+      <w:r>
+        <w:rPr>
+          <w:sz w:val="20"/>
+        </w:rPr>
+      </w:r>
+      <w:r>
+        <w:rPr>
+          <w:sz w:val="20"/>
+        </w:rPr>
+      </w:r>
+      <w:r>
+        <w:rPr>
+          <w:sz w:val="20"/>
+        </w:rPr>
+      </w:r>
+      <w:r>
+        <w:rPr>
+          <w:sz w:val="20"/>
+        </w:rPr>
+      </w:r>
+      <w:r>
+        <w:rPr>
+          <w:sz w:val="20"/>
+        </w:rPr>
+      </w:r>
+      <w:r>
+        <w:rPr>
+          <w:sz w:val="20"/>
+        </w:rPr>
+      </w:r>
+      <w:r>
+        <w:rPr>
+          <w:sz w:val="20"/>
+        </w:rPr>
+      </w:r>
+      <w:r>
+        <w:rPr>
+          <w:sz w:val="20"/>
+        </w:rPr>
+      </w:r>
+      <w:r>
+        <w:rPr>
+          <w:sz w:val="20"/>
+        </w:rPr>
+      </w:r>
+      <w:r>
+        <w:rPr>
+          <w:sz w:val="20"/>
+        </w:rPr>
+      </w:r>
+      <w:r>
+        <w:rPr>
+          <w:sz w:val="20"/>
+        </w:rPr>
+      </w:r>
+      <w:r>
+        <w:rPr>
+          <w:sz w:val="20"/>
+        </w:rPr>
+      </w:r>
+      <w:r>
+        <w:rPr>
+          <w:sz w:val="20"/>
+        </w:rPr>
+      </w:r>
+    </w:p>
+    <w:p>
+      <w:r>
+        <w:t>6.1  局限与证据边界</w:t>
+      </w:r>
+    </w:p>
+    <w:p>
+      <w:r>
+        <w:t>当前原型实现了有界任务模型下的可恢复挑战与紧凑提交机制，验证了核心协议性质，但以下方面受限于时间/资源尚未完成：</w:t>
+        <w:br/>
+        <w:t>（1）真实主网 DA 发布：当前仅在本地 Hardhat 环境模拟 Blob 存储，未实际发布到 Sepolia 或主网；</w:t>
+        <w:br/>
+        <w:t>（2）生产级 Enclave：StageH 使用 debug 模式 Enclave，生产部署需 release 模式并通过远程认证审核；</w:t>
+        <w:br/>
+        <w:t>（3）跨链/链上验证集成：Quote 验证依赖本地 DCAP 服务，未连接 Intel 生产 PCS，亦未完成链上 DCAP 验证集成；</w:t>
+        <w:br/>
+        <w:t>（4）长时窗口经济博弈：实验为短期合成场景，未覆盖长时间跨度的博弈动态；</w:t>
+        <w:br/>
+        <w:t>（5）多 Enclave 冗余：当前为单 Enclave 模型，未处理 TEE 单点故障；</w:t>
+        <w:br/>
+        <w:t>（6）通用 EVM 兼容：当前为特定任务模型（哈希链），未扩展到通用智能合约；</w:t>
+        <w:br/>
+        <w:t>（7）形式化证明：安全性主要依赖测试覆盖与不变量校验，未提供机器可检验形式化正确性证明；</w:t>
+        <w:br/>
+        <w:t>（8）大规模性能优化：吞吐量受限于单 Enclave 串行执行，未实现并行批处理优化。</w:t>
       </w:r>
     </w:p>
     <w:p>
@@ -9332,7 +9332,7 @@
           <w:i w:val="0"/>
           <w:sz w:val="18"/>
         </w:rPr>
-        <w:t>[13] OPTIMISM. opML: Optimistic Machine Learning on Blockchain. Available: https://opml.optimism.io/ [Accessed: 2026-10-28]</w:t>
+        <w:t>[13] OPTIMISM. opML: optimistic machine learning on blockchain[EB/OL]. 2024 [2026-10-28].</w:t>
       </w:r>
     </w:p>
     <w:p>
@@ -9348,7 +9348,7 @@
           <w:i w:val="0"/>
           <w:sz w:val="18"/>
         </w:rPr>
-        <w:t>[14] ARBITRUM FOUNDATION. BoLD: Bounded Liquidity Delay. GitHub commit 30e78f67. Available: https://github.com/OffchainLabs/bold [Accessed: 2026-10-28]</w:t>
+        <w:t>[14] ARBITRUM FOUNDATION. BoLD: bounded liquidity delay[EB/OL]. GitHub commit 30e78f67, 2024 [2026-10-28].</w:t>
       </w:r>
     </w:p>
     <w:sectPr>
